--- a/modelos/Pregão xx Proc xx -  MINUTA PE 15.04.2026.docx
+++ b/modelos/Pregão xx Proc xx -  MINUTA PE 15.04.2026.docx
@@ -67,27 +67,7 @@
           <w:sz w:val="40"/>
           <w:szCs w:val="40"/>
         </w:rPr>
-        <w:t>{{</w:t>
-      </w:r>
-      <w:proofErr w:type="gramStart"/>
-      <w:r>
-        <w:rPr>
-          <w:rFonts w:ascii="Calibri" w:hAnsi="Calibri" w:cs="Calibri"/>
-          <w:iCs/>
-          <w:sz w:val="40"/>
-          <w:szCs w:val="40"/>
-        </w:rPr>
-        <w:t>N.MODALIDADE</w:t>
-      </w:r>
-      <w:proofErr w:type="gramEnd"/>
-      <w:r>
-        <w:rPr>
-          <w:rFonts w:ascii="Calibri" w:hAnsi="Calibri" w:cs="Calibri"/>
-          <w:iCs/>
-          <w:sz w:val="40"/>
-          <w:szCs w:val="40"/>
-        </w:rPr>
-        <w:t>}}</w:t>
+        <w:t>{{N.MODALIDADE}}</w:t>
       </w:r>
     </w:p>
     <w:p>
@@ -787,18 +767,10 @@
       <w:bookmarkStart w:id="1" w:name="_Toc216938896"/>
       <w:r>
         <w:lastRenderedPageBreak/>
-        <w:t>{{MINUTA DE</w:t>
-      </w:r>
-      <w:proofErr w:type="gramStart"/>
-      <w:r>
-        <w:t>}}</w:t>
-      </w:r>
-      <w:r>
-        <w:t>EDITAL</w:t>
-      </w:r>
-      <w:proofErr w:type="gramEnd"/>
-      <w:r>
-        <w:t xml:space="preserve"> DE LICITAÇÃO</w:t>
+        <w:t>{{MINUTA DE}}</w:t>
+      </w:r>
+      <w:r>
+        <w:t>EDITAL DE LICITAÇÃO</w:t>
       </w:r>
       <w:bookmarkEnd w:id="1"/>
     </w:p>
@@ -850,25 +822,7 @@
           <w:sz w:val="24"/>
           <w:szCs w:val="24"/>
         </w:rPr>
-        <w:t>{{</w:t>
-      </w:r>
-      <w:proofErr w:type="gramStart"/>
-      <w:r>
-        <w:rPr>
-          <w:rFonts w:ascii="Calibri" w:hAnsi="Calibri" w:cs="Calibri"/>
-          <w:sz w:val="24"/>
-          <w:szCs w:val="24"/>
-        </w:rPr>
-        <w:t>N.PROCESSO</w:t>
-      </w:r>
-      <w:proofErr w:type="gramEnd"/>
-      <w:r>
-        <w:rPr>
-          <w:rFonts w:ascii="Calibri" w:hAnsi="Calibri" w:cs="Calibri"/>
-          <w:sz w:val="24"/>
-          <w:szCs w:val="24"/>
-        </w:rPr>
-        <w:t>}}</w:t>
+        <w:t>{{N.PROCESSO}}</w:t>
       </w:r>
     </w:p>
     <w:p>
@@ -940,25 +894,7 @@
           <w:sz w:val="24"/>
           <w:szCs w:val="24"/>
         </w:rPr>
-        <w:t>{{</w:t>
-      </w:r>
-      <w:proofErr w:type="gramStart"/>
-      <w:r>
-        <w:rPr>
-          <w:rFonts w:ascii="Calibri" w:hAnsi="Calibri" w:cs="Calibri"/>
-          <w:sz w:val="24"/>
-          <w:szCs w:val="24"/>
-        </w:rPr>
-        <w:t>N.MODALIDADE</w:t>
-      </w:r>
-      <w:proofErr w:type="gramEnd"/>
-      <w:r>
-        <w:rPr>
-          <w:rFonts w:ascii="Calibri" w:hAnsi="Calibri" w:cs="Calibri"/>
-          <w:sz w:val="24"/>
-          <w:szCs w:val="24"/>
-        </w:rPr>
-        <w:t>}}</w:t>
+        <w:t>{{N.MODALIDADE}}</w:t>
       </w:r>
     </w:p>
     <w:p>
@@ -5468,7 +5404,21 @@
         <w:rPr>
           <w:rFonts w:eastAsiaTheme="minorEastAsia"/>
         </w:rPr>
-        <w:t>Os licitantes e esta prefeitura cooperarão entre si no cumprimento das obrigações referentes ao exercício dos direitos dos Titulares previstos na LGPD e nas Leis e Regulamentos de Proteção de Dados em vigor e no atendimento de requisições e determinações do Poder Judiciário, Ministério Público, órgãos de controle administrativo etc.</w:t>
+        <w:t xml:space="preserve">Os licitantes e </w:t>
+      </w:r>
+      <w:proofErr w:type="spellStart"/>
+      <w:r>
+        <w:rPr>
+          <w:rFonts w:eastAsiaTheme="minorEastAsia"/>
+        </w:rPr>
+        <w:t>esta</w:t>
+      </w:r>
+      <w:proofErr w:type="spellEnd"/>
+      <w:r>
+        <w:rPr>
+          <w:rFonts w:eastAsiaTheme="minorEastAsia"/>
+        </w:rPr>
+        <w:t xml:space="preserve"> prefeitura cooperarão entre si no cumprimento das obrigações referentes ao exercício dos direitos dos Titulares previstos na LGPD e nas Leis e Regulamentos de Proteção de Dados em vigor e no atendimento de requisições e determinações do Poder Judiciário, Ministério Público, órgãos de controle administrativo etc.</w:t>
       </w:r>
     </w:p>
     <w:p>
@@ -6714,8 +6664,13 @@
         <w:t>Os licitantes encaminharão, exclusivamente por meio do sistema</w:t>
       </w:r>
       <w:r>
-        <w:t xml:space="preserve"> BLLCompras</w:t>
-      </w:r>
+        <w:t xml:space="preserve"> </w:t>
+      </w:r>
+      <w:proofErr w:type="spellStart"/>
+      <w:r>
+        <w:t>BLLCompras</w:t>
+      </w:r>
+      <w:proofErr w:type="spellEnd"/>
       <w:r>
         <w:t xml:space="preserve"> (</w:t>
       </w:r>
@@ -8233,7 +8188,25 @@
           <w:sz w:val="24"/>
           <w:szCs w:val="24"/>
         </w:rPr>
-        <w:t xml:space="preserve"> Certidão da Junta Comercial comprovando Enquadramento – ME ou EPP ou Equiparadas, registrada na Junta Comercial na forma do Art. 8º. da IN 103/2007 do DNRC,</w:t>
+        <w:t xml:space="preserve"> Certidão da Junta Comercial comprovando Enquadramento – ME ou EPP ou Equiparadas, registrada na Junta Comercial na forma do Art. 8º. </w:t>
+      </w:r>
+      <w:proofErr w:type="spellStart"/>
+      <w:r>
+        <w:rPr>
+          <w:rFonts w:ascii="Calibri" w:hAnsi="Calibri" w:cs="Calibri"/>
+          <w:sz w:val="24"/>
+          <w:szCs w:val="24"/>
+        </w:rPr>
+        <w:t>da</w:t>
+      </w:r>
+      <w:proofErr w:type="spellEnd"/>
+      <w:r>
+        <w:rPr>
+          <w:rFonts w:ascii="Calibri" w:hAnsi="Calibri" w:cs="Calibri"/>
+          <w:sz w:val="24"/>
+          <w:szCs w:val="24"/>
+        </w:rPr>
+        <w:t xml:space="preserve"> IN 103/2007 do DNRC,</w:t>
       </w:r>
       <w:bookmarkStart w:id="22" w:name="_Hlk179359919"/>
       <w:r>
@@ -9096,6 +9069,7 @@
           <w:numId w:val="26"/>
         </w:numPr>
         <w:ind w:left="0" w:firstLine="0"/>
+        <w:jc w:val="both"/>
         <w:rPr>
           <w:rFonts w:ascii="Calibri" w:hAnsi="Calibri" w:cs="Calibri"/>
           <w:sz w:val="24"/>
@@ -18366,6 +18340,7 @@
           <w:numId w:val="19"/>
         </w:numPr>
         <w:ind w:left="0" w:firstLine="0"/>
+        <w:jc w:val="both"/>
         <w:rPr>
           <w:rFonts w:ascii="Calibri" w:hAnsi="Calibri" w:cs="Calibri"/>
           <w:sz w:val="24"/>
@@ -18763,7 +18738,15 @@
         <w:t xml:space="preserve"> ou serviço executado</w:t>
       </w:r>
       <w:r>
-        <w:t xml:space="preserve">, sendo formalizado por termo circunstanciado de recebimento definitivo. </w:t>
+        <w:t xml:space="preserve">, sendo formalizado </w:t>
+      </w:r>
+      <w:proofErr w:type="spellStart"/>
+      <w:r>
+        <w:t>por</w:t>
+      </w:r>
+      <w:proofErr w:type="spellEnd"/>
+      <w:r>
+        <w:t xml:space="preserve"> termo circunstanciado de recebimento definitivo. </w:t>
       </w:r>
     </w:p>
     <w:p>
@@ -22896,7 +22879,23 @@
         <w:t>á</w:t>
       </w:r>
       <w:r>
-        <w:t>, no prazo máximo 15 (quinze) dias úteis, contado da data de aplicação da sanção, informar e manter atualizados os dados relativos às sanções por eles aplicadas, para fins de publicidade no Cadastro Nacional de Empresas Inidôneas e Suspensas (Ceis) e no Cadastro Nacional de Empresas Punidas (Cnep), instituídos no âmbito do Poder Executivo federal.</w:t>
+        <w:t>, no prazo máximo 15 (quinze) dias úteis, contado da data de aplicação da sanção, informar e manter atualizados os dados relativos às sanções por eles aplicadas, para fins de publicidade no Cadastro Nacional de Empresas Inidôneas e Suspensas (</w:t>
+      </w:r>
+      <w:proofErr w:type="spellStart"/>
+      <w:r>
+        <w:t>Ceis</w:t>
+      </w:r>
+      <w:proofErr w:type="spellEnd"/>
+      <w:r>
+        <w:t>) e no Cadastro Nacional de Empresas Punidas (</w:t>
+      </w:r>
+      <w:proofErr w:type="spellStart"/>
+      <w:r>
+        <w:t>Cnep</w:t>
+      </w:r>
+      <w:proofErr w:type="spellEnd"/>
+      <w:r>
+        <w:t>), instituídos no âmbito do Poder Executivo federal.</w:t>
       </w:r>
     </w:p>
     <w:p>
@@ -25439,90 +25438,6 @@
           <w:sz w:val="24"/>
           <w:szCs w:val="24"/>
         </w:rPr>
-      </w:pPr>
-    </w:p>
-    <w:p>
-      <w:pPr>
-        <w:pStyle w:val="PargrafodaLista"/>
-        <w:widowControl w:val="0"/>
-        <w:tabs>
-          <w:tab w:val="left" w:pos="0"/>
-        </w:tabs>
-        <w:suppressAutoHyphens/>
-        <w:autoSpaceDN w:val="0"/>
-        <w:snapToGrid w:val="0"/>
-        <w:ind w:left="0"/>
-        <w:textAlignment w:val="baseline"/>
-        <w:rPr>
-          <w:rFonts w:ascii="Calibri" w:hAnsi="Calibri" w:cs="Calibri"/>
-          <w:b/>
-          <w:bCs/>
-          <w:sz w:val="24"/>
-          <w:szCs w:val="24"/>
-        </w:rPr>
-      </w:pPr>
-    </w:p>
-    <w:p>
-      <w:pPr>
-        <w:pStyle w:val="PargrafodaLista"/>
-        <w:widowControl w:val="0"/>
-        <w:tabs>
-          <w:tab w:val="left" w:pos="0"/>
-        </w:tabs>
-        <w:suppressAutoHyphens/>
-        <w:autoSpaceDN w:val="0"/>
-        <w:snapToGrid w:val="0"/>
-        <w:ind w:left="0"/>
-        <w:textAlignment w:val="baseline"/>
-        <w:rPr>
-          <w:rFonts w:ascii="Calibri" w:hAnsi="Calibri" w:cs="Calibri"/>
-          <w:b/>
-          <w:bCs/>
-          <w:sz w:val="24"/>
-          <w:szCs w:val="24"/>
-        </w:rPr>
-      </w:pPr>
-    </w:p>
-    <w:p>
-      <w:pPr>
-        <w:pStyle w:val="PargrafodaLista"/>
-        <w:widowControl w:val="0"/>
-        <w:tabs>
-          <w:tab w:val="left" w:pos="0"/>
-        </w:tabs>
-        <w:suppressAutoHyphens/>
-        <w:autoSpaceDN w:val="0"/>
-        <w:snapToGrid w:val="0"/>
-        <w:ind w:left="0"/>
-        <w:textAlignment w:val="baseline"/>
-        <w:rPr>
-          <w:rFonts w:ascii="Calibri" w:hAnsi="Calibri" w:cs="Calibri"/>
-          <w:b/>
-          <w:bCs/>
-          <w:sz w:val="24"/>
-          <w:szCs w:val="24"/>
-        </w:rPr>
-      </w:pPr>
-    </w:p>
-    <w:p>
-      <w:pPr>
-        <w:pStyle w:val="PargrafodaLista"/>
-        <w:widowControl w:val="0"/>
-        <w:tabs>
-          <w:tab w:val="left" w:pos="0"/>
-        </w:tabs>
-        <w:suppressAutoHyphens/>
-        <w:autoSpaceDN w:val="0"/>
-        <w:snapToGrid w:val="0"/>
-        <w:ind w:left="0"/>
-        <w:textAlignment w:val="baseline"/>
-        <w:rPr>
-          <w:rFonts w:ascii="Calibri" w:hAnsi="Calibri" w:cs="Calibri"/>
-          <w:b/>
-          <w:bCs/>
-          <w:sz w:val="24"/>
-          <w:szCs w:val="24"/>
-        </w:rPr>
         <w:sectPr>
           <w:pgSz w:w="11906" w:h="16838"/>
           <w:pgMar w:top="1843" w:right="1133" w:bottom="993" w:left="1418" w:header="426" w:footer="708" w:gutter="0"/>
@@ -25605,111 +25520,6 @@
     </w:p>
     <w:p>
       <w:pPr>
-        <w:pStyle w:val="PargrafodaLista"/>
-        <w:widowControl w:val="0"/>
-        <w:tabs>
-          <w:tab w:val="left" w:pos="0"/>
-        </w:tabs>
-        <w:suppressAutoHyphens/>
-        <w:autoSpaceDN w:val="0"/>
-        <w:snapToGrid w:val="0"/>
-        <w:ind w:left="0"/>
-        <w:textAlignment w:val="baseline"/>
-        <w:rPr>
-          <w:rFonts w:ascii="Calibri" w:hAnsi="Calibri" w:cs="Calibri"/>
-          <w:b/>
-          <w:bCs/>
-          <w:sz w:val="24"/>
-          <w:szCs w:val="24"/>
-        </w:rPr>
-      </w:pPr>
-    </w:p>
-    <w:p>
-      <w:pPr>
-        <w:pStyle w:val="PargrafodaLista"/>
-        <w:widowControl w:val="0"/>
-        <w:tabs>
-          <w:tab w:val="left" w:pos="0"/>
-        </w:tabs>
-        <w:suppressAutoHyphens/>
-        <w:autoSpaceDN w:val="0"/>
-        <w:snapToGrid w:val="0"/>
-        <w:ind w:left="0"/>
-        <w:textAlignment w:val="baseline"/>
-        <w:rPr>
-          <w:rFonts w:ascii="Calibri" w:hAnsi="Calibri" w:cs="Calibri"/>
-          <w:b/>
-          <w:bCs/>
-          <w:sz w:val="24"/>
-          <w:szCs w:val="24"/>
-        </w:rPr>
-      </w:pPr>
-    </w:p>
-    <w:p>
-      <w:pPr>
-        <w:pStyle w:val="PargrafodaLista"/>
-        <w:widowControl w:val="0"/>
-        <w:tabs>
-          <w:tab w:val="left" w:pos="0"/>
-        </w:tabs>
-        <w:suppressAutoHyphens/>
-        <w:autoSpaceDN w:val="0"/>
-        <w:snapToGrid w:val="0"/>
-        <w:ind w:left="0"/>
-        <w:textAlignment w:val="baseline"/>
-        <w:rPr>
-          <w:rFonts w:ascii="Calibri" w:hAnsi="Calibri" w:cs="Calibri"/>
-          <w:b/>
-          <w:bCs/>
-          <w:sz w:val="24"/>
-          <w:szCs w:val="24"/>
-        </w:rPr>
-      </w:pPr>
-    </w:p>
-    <w:p>
-      <w:pPr>
-        <w:pStyle w:val="PargrafodaLista"/>
-        <w:widowControl w:val="0"/>
-        <w:tabs>
-          <w:tab w:val="left" w:pos="0"/>
-        </w:tabs>
-        <w:suppressAutoHyphens/>
-        <w:autoSpaceDN w:val="0"/>
-        <w:snapToGrid w:val="0"/>
-        <w:ind w:left="0"/>
-        <w:textAlignment w:val="baseline"/>
-        <w:rPr>
-          <w:rFonts w:ascii="Calibri" w:hAnsi="Calibri" w:cs="Calibri"/>
-          <w:b/>
-          <w:bCs/>
-          <w:sz w:val="24"/>
-          <w:szCs w:val="24"/>
-        </w:rPr>
-      </w:pPr>
-    </w:p>
-    <w:p>
-      <w:pPr>
-        <w:pStyle w:val="PargrafodaLista"/>
-        <w:widowControl w:val="0"/>
-        <w:tabs>
-          <w:tab w:val="left" w:pos="0"/>
-        </w:tabs>
-        <w:suppressAutoHyphens/>
-        <w:autoSpaceDN w:val="0"/>
-        <w:snapToGrid w:val="0"/>
-        <w:ind w:left="0"/>
-        <w:textAlignment w:val="baseline"/>
-        <w:rPr>
-          <w:rFonts w:ascii="Calibri" w:hAnsi="Calibri" w:cs="Calibri"/>
-          <w:b/>
-          <w:bCs/>
-          <w:sz w:val="24"/>
-          <w:szCs w:val="24"/>
-        </w:rPr>
-      </w:pPr>
-    </w:p>
-    <w:p>
-      <w:pPr>
         <w:tabs>
           <w:tab w:val="left" w:pos="0"/>
           <w:tab w:val="left" w:pos="284"/>
@@ -25858,69 +25668,6 @@
           <w:sz w:val="24"/>
           <w:szCs w:val="24"/>
         </w:rPr>
-      </w:pPr>
-    </w:p>
-    <w:p>
-      <w:pPr>
-        <w:pStyle w:val="PargrafodaLista"/>
-        <w:widowControl w:val="0"/>
-        <w:tabs>
-          <w:tab w:val="left" w:pos="0"/>
-        </w:tabs>
-        <w:suppressAutoHyphens/>
-        <w:autoSpaceDN w:val="0"/>
-        <w:snapToGrid w:val="0"/>
-        <w:ind w:left="0"/>
-        <w:textAlignment w:val="baseline"/>
-        <w:rPr>
-          <w:rFonts w:ascii="Calibri" w:hAnsi="Calibri" w:cs="Calibri"/>
-          <w:b/>
-          <w:bCs/>
-          <w:sz w:val="24"/>
-          <w:szCs w:val="24"/>
-        </w:rPr>
-      </w:pPr>
-    </w:p>
-    <w:p>
-      <w:pPr>
-        <w:pStyle w:val="PargrafodaLista"/>
-        <w:widowControl w:val="0"/>
-        <w:tabs>
-          <w:tab w:val="left" w:pos="0"/>
-        </w:tabs>
-        <w:suppressAutoHyphens/>
-        <w:autoSpaceDN w:val="0"/>
-        <w:snapToGrid w:val="0"/>
-        <w:ind w:left="0"/>
-        <w:textAlignment w:val="baseline"/>
-        <w:rPr>
-          <w:rFonts w:ascii="Calibri" w:hAnsi="Calibri" w:cs="Calibri"/>
-          <w:b/>
-          <w:bCs/>
-          <w:sz w:val="24"/>
-          <w:szCs w:val="24"/>
-        </w:rPr>
-      </w:pPr>
-    </w:p>
-    <w:p>
-      <w:pPr>
-        <w:pStyle w:val="PargrafodaLista"/>
-        <w:widowControl w:val="0"/>
-        <w:tabs>
-          <w:tab w:val="left" w:pos="0"/>
-        </w:tabs>
-        <w:suppressAutoHyphens/>
-        <w:autoSpaceDN w:val="0"/>
-        <w:snapToGrid w:val="0"/>
-        <w:ind w:left="0"/>
-        <w:textAlignment w:val="baseline"/>
-        <w:rPr>
-          <w:rFonts w:ascii="Calibri" w:hAnsi="Calibri" w:cs="Calibri"/>
-          <w:b/>
-          <w:bCs/>
-          <w:sz w:val="24"/>
-          <w:szCs w:val="24"/>
-        </w:rPr>
         <w:sectPr>
           <w:pgSz w:w="11906" w:h="16838"/>
           <w:pgMar w:top="1843" w:right="1133" w:bottom="993" w:left="1418" w:header="426" w:footer="708" w:gutter="0"/>
@@ -26033,25 +25780,7 @@
           <w:sz w:val="24"/>
           <w:szCs w:val="24"/>
         </w:rPr>
-        <w:t>{{</w:t>
-      </w:r>
-      <w:proofErr w:type="gramStart"/>
-      <w:r>
-        <w:rPr>
-          <w:rFonts w:ascii="Calibri" w:hAnsi="Calibri" w:cs="Calibri"/>
-          <w:sz w:val="24"/>
-          <w:szCs w:val="24"/>
-        </w:rPr>
-        <w:t>N.PROCESSO</w:t>
-      </w:r>
-      <w:proofErr w:type="gramEnd"/>
-      <w:r>
-        <w:rPr>
-          <w:rFonts w:ascii="Calibri" w:hAnsi="Calibri" w:cs="Calibri"/>
-          <w:sz w:val="24"/>
-          <w:szCs w:val="24"/>
-        </w:rPr>
-        <w:t>}}</w:t>
+        <w:t>{{N.PROCESSO}}</w:t>
       </w:r>
     </w:p>
     <w:p>
@@ -26116,16 +25845,7 @@
           <w:sz w:val="24"/>
           <w:szCs w:val="24"/>
         </w:rPr>
-        <w:t>{{</w:t>
-      </w:r>
-      <w:proofErr w:type="gramStart"/>
-      <w:r>
-        <w:rPr>
-          <w:rFonts w:ascii="Calibri" w:hAnsi="Calibri" w:cs="Calibri"/>
-          <w:sz w:val="24"/>
-          <w:szCs w:val="24"/>
-        </w:rPr>
-        <w:t>N</w:t>
+        <w:t>{{N</w:t>
       </w:r>
       <w:r>
         <w:rPr>
@@ -26141,16 +25861,7 @@
           <w:sz w:val="24"/>
           <w:szCs w:val="24"/>
         </w:rPr>
-        <w:t>MODALIDADE</w:t>
-      </w:r>
-      <w:proofErr w:type="gramEnd"/>
-      <w:r>
-        <w:rPr>
-          <w:rFonts w:ascii="Calibri" w:hAnsi="Calibri" w:cs="Calibri"/>
-          <w:sz w:val="24"/>
-          <w:szCs w:val="24"/>
-        </w:rPr>
-        <w:t>}}</w:t>
+        <w:t>MODALIDADE}}</w:t>
       </w:r>
     </w:p>
     <w:p>
@@ -27572,6 +27283,7 @@
           <w:szCs w:val="24"/>
         </w:rPr>
       </w:pPr>
+      <w:proofErr w:type="spellStart"/>
       <w:r>
         <w:rPr>
           <w:rFonts w:ascii="Calibri" w:hAnsi="Calibri" w:cs="Calibri"/>
@@ -27580,328 +27292,41 @@
           <w:sz w:val="24"/>
           <w:szCs w:val="24"/>
         </w:rPr>
-        <w:t>Obs: esta proposta deverá ser preenchida em papel timbrado da empresa proponente e assinada pelo(s) seu(s) representante(s) legal(is) e/ou procurador(es) devidamente habilitado(s).</w:t>
-      </w:r>
-    </w:p>
-    <w:p>
-      <w:pPr>
-        <w:pStyle w:val="PargrafodaLista"/>
-        <w:widowControl w:val="0"/>
-        <w:tabs>
-          <w:tab w:val="left" w:pos="0"/>
-        </w:tabs>
-        <w:suppressAutoHyphens/>
-        <w:autoSpaceDN w:val="0"/>
-        <w:snapToGrid w:val="0"/>
-        <w:ind w:left="0"/>
-        <w:jc w:val="both"/>
-        <w:textAlignment w:val="baseline"/>
-        <w:rPr>
-          <w:rFonts w:ascii="Calibri" w:hAnsi="Calibri" w:cs="Calibri"/>
-          <w:sz w:val="24"/>
-          <w:szCs w:val="24"/>
-        </w:rPr>
-      </w:pPr>
-    </w:p>
-    <w:p>
-      <w:pPr>
-        <w:pStyle w:val="PargrafodaLista"/>
-        <w:widowControl w:val="0"/>
-        <w:tabs>
-          <w:tab w:val="left" w:pos="0"/>
-        </w:tabs>
-        <w:suppressAutoHyphens/>
-        <w:autoSpaceDN w:val="0"/>
-        <w:snapToGrid w:val="0"/>
-        <w:ind w:left="0"/>
-        <w:jc w:val="both"/>
-        <w:textAlignment w:val="baseline"/>
-        <w:rPr>
-          <w:rFonts w:ascii="Calibri" w:hAnsi="Calibri" w:cs="Calibri"/>
-          <w:sz w:val="24"/>
-          <w:szCs w:val="24"/>
-        </w:rPr>
-      </w:pPr>
-    </w:p>
-    <w:p>
-      <w:pPr>
-        <w:pStyle w:val="PargrafodaLista"/>
-        <w:widowControl w:val="0"/>
-        <w:tabs>
-          <w:tab w:val="left" w:pos="0"/>
-        </w:tabs>
-        <w:suppressAutoHyphens/>
-        <w:autoSpaceDN w:val="0"/>
-        <w:snapToGrid w:val="0"/>
-        <w:ind w:left="0"/>
-        <w:jc w:val="both"/>
-        <w:textAlignment w:val="baseline"/>
-        <w:rPr>
-          <w:rFonts w:ascii="Calibri" w:hAnsi="Calibri" w:cs="Calibri"/>
-          <w:sz w:val="24"/>
-          <w:szCs w:val="24"/>
-        </w:rPr>
-      </w:pPr>
-    </w:p>
-    <w:p>
-      <w:pPr>
-        <w:pStyle w:val="PargrafodaLista"/>
-        <w:widowControl w:val="0"/>
-        <w:tabs>
-          <w:tab w:val="left" w:pos="0"/>
-        </w:tabs>
-        <w:suppressAutoHyphens/>
-        <w:autoSpaceDN w:val="0"/>
-        <w:snapToGrid w:val="0"/>
-        <w:ind w:left="0"/>
-        <w:jc w:val="both"/>
-        <w:textAlignment w:val="baseline"/>
-        <w:rPr>
-          <w:rFonts w:ascii="Calibri" w:hAnsi="Calibri" w:cs="Calibri"/>
-          <w:sz w:val="24"/>
-          <w:szCs w:val="24"/>
-        </w:rPr>
-      </w:pPr>
-    </w:p>
-    <w:p>
-      <w:pPr>
-        <w:pStyle w:val="PargrafodaLista"/>
-        <w:widowControl w:val="0"/>
-        <w:tabs>
-          <w:tab w:val="left" w:pos="0"/>
-        </w:tabs>
-        <w:suppressAutoHyphens/>
-        <w:autoSpaceDN w:val="0"/>
-        <w:snapToGrid w:val="0"/>
-        <w:ind w:left="0"/>
-        <w:jc w:val="both"/>
-        <w:textAlignment w:val="baseline"/>
-        <w:rPr>
-          <w:rFonts w:ascii="Calibri" w:hAnsi="Calibri" w:cs="Calibri"/>
-          <w:sz w:val="24"/>
-          <w:szCs w:val="24"/>
-        </w:rPr>
-      </w:pPr>
-    </w:p>
-    <w:p>
-      <w:pPr>
-        <w:pStyle w:val="PargrafodaLista"/>
-        <w:widowControl w:val="0"/>
-        <w:tabs>
-          <w:tab w:val="left" w:pos="0"/>
-        </w:tabs>
-        <w:suppressAutoHyphens/>
-        <w:autoSpaceDN w:val="0"/>
-        <w:snapToGrid w:val="0"/>
-        <w:ind w:left="0"/>
-        <w:jc w:val="both"/>
-        <w:textAlignment w:val="baseline"/>
-        <w:rPr>
-          <w:rFonts w:ascii="Calibri" w:hAnsi="Calibri" w:cs="Calibri"/>
-          <w:sz w:val="24"/>
-          <w:szCs w:val="24"/>
-        </w:rPr>
-      </w:pPr>
-    </w:p>
-    <w:p>
-      <w:pPr>
-        <w:pStyle w:val="PargrafodaLista"/>
-        <w:widowControl w:val="0"/>
-        <w:tabs>
-          <w:tab w:val="left" w:pos="0"/>
-        </w:tabs>
-        <w:suppressAutoHyphens/>
-        <w:autoSpaceDN w:val="0"/>
-        <w:snapToGrid w:val="0"/>
-        <w:ind w:left="0"/>
-        <w:jc w:val="both"/>
-        <w:textAlignment w:val="baseline"/>
-        <w:rPr>
-          <w:rFonts w:ascii="Calibri" w:hAnsi="Calibri" w:cs="Calibri"/>
-          <w:sz w:val="24"/>
-          <w:szCs w:val="24"/>
-        </w:rPr>
-      </w:pPr>
-    </w:p>
-    <w:p>
-      <w:pPr>
-        <w:pStyle w:val="PargrafodaLista"/>
-        <w:widowControl w:val="0"/>
-        <w:tabs>
-          <w:tab w:val="left" w:pos="0"/>
-        </w:tabs>
-        <w:suppressAutoHyphens/>
-        <w:autoSpaceDN w:val="0"/>
-        <w:snapToGrid w:val="0"/>
-        <w:ind w:left="0"/>
-        <w:jc w:val="both"/>
-        <w:textAlignment w:val="baseline"/>
-        <w:rPr>
-          <w:rFonts w:ascii="Calibri" w:hAnsi="Calibri" w:cs="Calibri"/>
-          <w:sz w:val="24"/>
-          <w:szCs w:val="24"/>
-        </w:rPr>
-      </w:pPr>
-    </w:p>
-    <w:p>
-      <w:pPr>
-        <w:pStyle w:val="PargrafodaLista"/>
-        <w:widowControl w:val="0"/>
-        <w:tabs>
-          <w:tab w:val="left" w:pos="0"/>
-        </w:tabs>
-        <w:suppressAutoHyphens/>
-        <w:autoSpaceDN w:val="0"/>
-        <w:snapToGrid w:val="0"/>
-        <w:ind w:left="0"/>
-        <w:jc w:val="both"/>
-        <w:textAlignment w:val="baseline"/>
-        <w:rPr>
-          <w:rFonts w:ascii="Calibri" w:hAnsi="Calibri" w:cs="Calibri"/>
-          <w:sz w:val="24"/>
-          <w:szCs w:val="24"/>
-        </w:rPr>
-      </w:pPr>
-    </w:p>
-    <w:p>
-      <w:pPr>
-        <w:pStyle w:val="PargrafodaLista"/>
-        <w:widowControl w:val="0"/>
-        <w:tabs>
-          <w:tab w:val="left" w:pos="0"/>
-        </w:tabs>
-        <w:suppressAutoHyphens/>
-        <w:autoSpaceDN w:val="0"/>
-        <w:snapToGrid w:val="0"/>
-        <w:ind w:left="0"/>
-        <w:jc w:val="both"/>
-        <w:textAlignment w:val="baseline"/>
-        <w:rPr>
-          <w:rFonts w:ascii="Calibri" w:hAnsi="Calibri" w:cs="Calibri"/>
-          <w:sz w:val="24"/>
-          <w:szCs w:val="24"/>
-        </w:rPr>
-      </w:pPr>
-    </w:p>
-    <w:p>
-      <w:pPr>
-        <w:pStyle w:val="PargrafodaLista"/>
-        <w:widowControl w:val="0"/>
-        <w:tabs>
-          <w:tab w:val="left" w:pos="0"/>
-        </w:tabs>
-        <w:suppressAutoHyphens/>
-        <w:autoSpaceDN w:val="0"/>
-        <w:snapToGrid w:val="0"/>
-        <w:ind w:left="0"/>
-        <w:jc w:val="both"/>
-        <w:textAlignment w:val="baseline"/>
-        <w:rPr>
-          <w:rFonts w:ascii="Calibri" w:hAnsi="Calibri" w:cs="Calibri"/>
-          <w:sz w:val="24"/>
-          <w:szCs w:val="24"/>
-        </w:rPr>
-      </w:pPr>
-    </w:p>
-    <w:p>
-      <w:pPr>
-        <w:pStyle w:val="PargrafodaLista"/>
-        <w:widowControl w:val="0"/>
-        <w:tabs>
-          <w:tab w:val="left" w:pos="0"/>
-        </w:tabs>
-        <w:suppressAutoHyphens/>
-        <w:autoSpaceDN w:val="0"/>
-        <w:snapToGrid w:val="0"/>
-        <w:ind w:left="0"/>
-        <w:jc w:val="both"/>
-        <w:textAlignment w:val="baseline"/>
-        <w:rPr>
-          <w:rFonts w:ascii="Calibri" w:hAnsi="Calibri" w:cs="Calibri"/>
-          <w:sz w:val="24"/>
-          <w:szCs w:val="24"/>
-        </w:rPr>
-      </w:pPr>
-    </w:p>
-    <w:p>
-      <w:pPr>
-        <w:pStyle w:val="PargrafodaLista"/>
-        <w:widowControl w:val="0"/>
-        <w:tabs>
-          <w:tab w:val="left" w:pos="0"/>
-        </w:tabs>
-        <w:suppressAutoHyphens/>
-        <w:autoSpaceDN w:val="0"/>
-        <w:snapToGrid w:val="0"/>
-        <w:ind w:left="0"/>
-        <w:jc w:val="both"/>
-        <w:textAlignment w:val="baseline"/>
-        <w:rPr>
-          <w:rFonts w:ascii="Calibri" w:hAnsi="Calibri" w:cs="Calibri"/>
-          <w:sz w:val="24"/>
-          <w:szCs w:val="24"/>
-        </w:rPr>
-      </w:pPr>
-    </w:p>
-    <w:p>
-      <w:pPr>
-        <w:pStyle w:val="PargrafodaLista"/>
-        <w:widowControl w:val="0"/>
-        <w:tabs>
-          <w:tab w:val="left" w:pos="0"/>
-        </w:tabs>
-        <w:suppressAutoHyphens/>
-        <w:autoSpaceDN w:val="0"/>
-        <w:snapToGrid w:val="0"/>
-        <w:ind w:left="0"/>
-        <w:jc w:val="both"/>
-        <w:textAlignment w:val="baseline"/>
-        <w:rPr>
-          <w:rFonts w:ascii="Calibri" w:hAnsi="Calibri" w:cs="Calibri"/>
-          <w:sz w:val="24"/>
-          <w:szCs w:val="24"/>
-        </w:rPr>
-      </w:pPr>
-    </w:p>
-    <w:p>
-      <w:pPr>
-        <w:pStyle w:val="PargrafodaLista"/>
-        <w:widowControl w:val="0"/>
-        <w:tabs>
-          <w:tab w:val="left" w:pos="0"/>
-        </w:tabs>
-        <w:suppressAutoHyphens/>
-        <w:autoSpaceDN w:val="0"/>
-        <w:snapToGrid w:val="0"/>
-        <w:ind w:left="0"/>
-        <w:jc w:val="both"/>
-        <w:textAlignment w:val="baseline"/>
-        <w:rPr>
-          <w:rFonts w:ascii="Calibri" w:hAnsi="Calibri" w:cs="Calibri"/>
-          <w:sz w:val="24"/>
-          <w:szCs w:val="24"/>
-        </w:rPr>
-      </w:pPr>
-    </w:p>
-    <w:p>
-      <w:pPr>
-        <w:pStyle w:val="PargrafodaLista"/>
-        <w:widowControl w:val="0"/>
-        <w:tabs>
-          <w:tab w:val="left" w:pos="0"/>
-        </w:tabs>
-        <w:suppressAutoHyphens/>
-        <w:autoSpaceDN w:val="0"/>
-        <w:snapToGrid w:val="0"/>
-        <w:ind w:left="0"/>
-        <w:jc w:val="both"/>
-        <w:textAlignment w:val="baseline"/>
-        <w:rPr>
-          <w:rFonts w:ascii="Calibri" w:hAnsi="Calibri" w:cs="Calibri"/>
-          <w:sz w:val="24"/>
-          <w:szCs w:val="24"/>
-        </w:rPr>
-      </w:pPr>
+        <w:t>Obs</w:t>
+      </w:r>
+      <w:proofErr w:type="spellEnd"/>
+      <w:r>
+        <w:rPr>
+          <w:rFonts w:ascii="Calibri" w:hAnsi="Calibri" w:cs="Calibri"/>
+          <w:b/>
+          <w:bCs/>
+          <w:sz w:val="24"/>
+          <w:szCs w:val="24"/>
+        </w:rPr>
+        <w:t>: esta proposta deverá ser preenchida em papel timbrado da empresa proponente e assinada pelo(s) seu(s) representante(s) legal(</w:t>
+      </w:r>
+      <w:proofErr w:type="spellStart"/>
+      <w:r>
+        <w:rPr>
+          <w:rFonts w:ascii="Calibri" w:hAnsi="Calibri" w:cs="Calibri"/>
+          <w:b/>
+          <w:bCs/>
+          <w:sz w:val="24"/>
+          <w:szCs w:val="24"/>
+        </w:rPr>
+        <w:t>is</w:t>
+      </w:r>
+      <w:proofErr w:type="spellEnd"/>
+      <w:r>
+        <w:rPr>
+          <w:rFonts w:ascii="Calibri" w:hAnsi="Calibri" w:cs="Calibri"/>
+          <w:b/>
+          <w:bCs/>
+          <w:sz w:val="24"/>
+          <w:szCs w:val="24"/>
+        </w:rPr>
+        <w:t>) e/ou procurador(es) devidamente habilitado(s).</w:t>
+      </w:r>
     </w:p>
     <w:p>
       <w:pPr>
@@ -28062,25 +27487,7 @@
           <w:sz w:val="24"/>
           <w:szCs w:val="24"/>
         </w:rPr>
-        <w:t>{{</w:t>
-      </w:r>
-      <w:proofErr w:type="gramStart"/>
-      <w:r>
-        <w:rPr>
-          <w:rFonts w:ascii="Calibri" w:hAnsi="Calibri" w:cs="Calibri"/>
-          <w:sz w:val="24"/>
-          <w:szCs w:val="24"/>
-        </w:rPr>
-        <w:t>N.PROCESSO</w:t>
-      </w:r>
-      <w:proofErr w:type="gramEnd"/>
-      <w:r>
-        <w:rPr>
-          <w:rFonts w:ascii="Calibri" w:hAnsi="Calibri" w:cs="Calibri"/>
-          <w:sz w:val="24"/>
-          <w:szCs w:val="24"/>
-        </w:rPr>
-        <w:t>}}</w:t>
+        <w:t>{{N.PROCESSO}}</w:t>
       </w:r>
     </w:p>
     <w:p>
@@ -28145,25 +27552,7 @@
           <w:sz w:val="24"/>
           <w:szCs w:val="24"/>
         </w:rPr>
-        <w:t>{{</w:t>
-      </w:r>
-      <w:proofErr w:type="gramStart"/>
-      <w:r>
-        <w:rPr>
-          <w:rFonts w:ascii="Calibri" w:hAnsi="Calibri" w:cs="Calibri"/>
-          <w:sz w:val="24"/>
-          <w:szCs w:val="24"/>
-        </w:rPr>
-        <w:t>N.MODALIDADE</w:t>
-      </w:r>
-      <w:proofErr w:type="gramEnd"/>
-      <w:r>
-        <w:rPr>
-          <w:rFonts w:ascii="Calibri" w:hAnsi="Calibri" w:cs="Calibri"/>
-          <w:sz w:val="24"/>
-          <w:szCs w:val="24"/>
-        </w:rPr>
-        <w:t>}}</w:t>
+        <w:t>{{N.MODALIDADE}}</w:t>
       </w:r>
     </w:p>
     <w:p>
@@ -29425,41 +28814,6 @@
         </w:rPr>
         <w:t>(Assinatura/Nome/RG/CPF)</w:t>
       </w:r>
-    </w:p>
-    <w:p>
-      <w:pPr>
-        <w:pStyle w:val="PargrafodaLista"/>
-        <w:widowControl w:val="0"/>
-        <w:tabs>
-          <w:tab w:val="left" w:pos="0"/>
-        </w:tabs>
-        <w:suppressAutoHyphens/>
-        <w:autoSpaceDN w:val="0"/>
-        <w:snapToGrid w:val="0"/>
-        <w:ind w:left="0"/>
-        <w:jc w:val="right"/>
-        <w:textAlignment w:val="baseline"/>
-        <w:rPr>
-          <w:rFonts w:ascii="Calibri" w:hAnsi="Calibri" w:cs="Calibri"/>
-          <w:sz w:val="24"/>
-          <w:szCs w:val="24"/>
-        </w:rPr>
-      </w:pPr>
-    </w:p>
-    <w:p>
-      <w:pPr>
-        <w:tabs>
-          <w:tab w:val="left" w:pos="0"/>
-        </w:tabs>
-        <w:spacing w:after="160"/>
-        <w:rPr>
-          <w:rFonts w:ascii="Bookman Old Style" w:eastAsia="Arial Unicode MS" w:hAnsi="Bookman Old Style" w:cs="Calibri Light"/>
-          <w:b/>
-          <w:sz w:val="24"/>
-          <w:szCs w:val="24"/>
-          <w:lang w:eastAsia="x-none"/>
-        </w:rPr>
-      </w:pPr>
     </w:p>
     <w:p>
       <w:pPr>
@@ -29592,19 +28946,22 @@
           <w:sz w:val="24"/>
           <w:szCs w:val="24"/>
         </w:rPr>
-        <w:t>{{</w:t>
-      </w:r>
-      <w:proofErr w:type="gramStart"/>
-      <w:r>
+        <w:t>{{N.PROCESSO}}</w:t>
+      </w:r>
+    </w:p>
+    <w:p>
+      <w:pPr>
+        <w:tabs>
+          <w:tab w:val="left" w:pos="0"/>
+        </w:tabs>
+        <w:jc w:val="both"/>
         <w:rPr>
           <w:rFonts w:ascii="Calibri" w:hAnsi="Calibri" w:cs="Calibri"/>
           <w:b/>
           <w:sz w:val="24"/>
           <w:szCs w:val="24"/>
         </w:rPr>
-        <w:t>N.PROCESSO</w:t>
-      </w:r>
-      <w:proofErr w:type="gramEnd"/>
+      </w:pPr>
       <w:r>
         <w:rPr>
           <w:rFonts w:ascii="Calibri" w:hAnsi="Calibri" w:cs="Calibri"/>
@@ -29612,59 +28969,16 @@
           <w:sz w:val="24"/>
           <w:szCs w:val="24"/>
         </w:rPr>
-        <w:t>}}</w:t>
-      </w:r>
-    </w:p>
-    <w:p>
-      <w:pPr>
-        <w:tabs>
-          <w:tab w:val="left" w:pos="0"/>
-        </w:tabs>
-        <w:jc w:val="both"/>
+        <w:t xml:space="preserve">PREGÃO ELETRÔNICO Nº </w:t>
+      </w:r>
+      <w:r>
         <w:rPr>
           <w:rFonts w:ascii="Calibri" w:hAnsi="Calibri" w:cs="Calibri"/>
           <w:b/>
           <w:sz w:val="24"/>
           <w:szCs w:val="24"/>
         </w:rPr>
-      </w:pPr>
-      <w:r>
-        <w:rPr>
-          <w:rFonts w:ascii="Calibri" w:hAnsi="Calibri" w:cs="Calibri"/>
-          <w:b/>
-          <w:sz w:val="24"/>
-          <w:szCs w:val="24"/>
-        </w:rPr>
-        <w:t xml:space="preserve">PREGÃO ELETRÔNICO Nº </w:t>
-      </w:r>
-      <w:r>
-        <w:rPr>
-          <w:rFonts w:ascii="Calibri" w:hAnsi="Calibri" w:cs="Calibri"/>
-          <w:b/>
-          <w:sz w:val="24"/>
-          <w:szCs w:val="24"/>
-        </w:rPr>
-        <w:t>{{</w:t>
-      </w:r>
-      <w:proofErr w:type="gramStart"/>
-      <w:r>
-        <w:rPr>
-          <w:rFonts w:ascii="Calibri" w:hAnsi="Calibri" w:cs="Calibri"/>
-          <w:b/>
-          <w:sz w:val="24"/>
-          <w:szCs w:val="24"/>
-        </w:rPr>
-        <w:t>N.MODALIDADE</w:t>
-      </w:r>
-      <w:proofErr w:type="gramEnd"/>
-      <w:r>
-        <w:rPr>
-          <w:rFonts w:ascii="Calibri" w:hAnsi="Calibri" w:cs="Calibri"/>
-          <w:b/>
-          <w:sz w:val="24"/>
-          <w:szCs w:val="24"/>
-        </w:rPr>
-        <w:t>}}</w:t>
+        <w:t>{{N.MODALIDADE}}</w:t>
       </w:r>
     </w:p>
     <w:p>
@@ -30189,29 +29503,13 @@
         <w:t xml:space="preserve">Proc. </w:t>
       </w:r>
       <w:r>
-        <w:t>{{</w:t>
-      </w:r>
-      <w:proofErr w:type="gramStart"/>
-      <w:r>
-        <w:t>N.PROCESSO</w:t>
-      </w:r>
-      <w:proofErr w:type="gramEnd"/>
-      <w:r>
-        <w:t>}}</w:t>
+        <w:t>{{N.PROCESSO}}</w:t>
       </w:r>
       <w:r>
         <w:t xml:space="preserve"> – Pregão Eletrônico </w:t>
       </w:r>
       <w:r>
-        <w:t>{{</w:t>
-      </w:r>
-      <w:proofErr w:type="gramStart"/>
-      <w:r>
-        <w:t>N.MODALIDADE</w:t>
-      </w:r>
-      <w:proofErr w:type="gramEnd"/>
-      <w:r>
-        <w:t>}}</w:t>
+        <w:t>{{N.MODALIDADE}}</w:t>
       </w:r>
       <w:r>
         <w:t xml:space="preserve"> </w:t>
@@ -32517,6 +31815,7 @@
           <w:numId w:val="28"/>
         </w:numPr>
         <w:ind w:left="0" w:firstLine="0"/>
+        <w:jc w:val="both"/>
         <w:rPr>
           <w:rFonts w:ascii="Calibri" w:hAnsi="Calibri" w:cs="Calibri"/>
           <w:sz w:val="24"/>
@@ -32782,7 +32081,15 @@
         <w:ind w:left="0" w:firstLine="0"/>
       </w:pPr>
       <w:r>
-        <w:t xml:space="preserve">O recebimento definitivo ocorrerá em até 03 (três) dias úteis após o recebimento provisório, mediante verificação da qualidade, quantidade e conformidade do material entregue ou serviço executado, sendo formalizado por termo circunstanciado de recebimento definitivo. </w:t>
+        <w:t xml:space="preserve">O recebimento definitivo ocorrerá em até 03 (três) dias úteis após o recebimento provisório, mediante verificação da qualidade, quantidade e conformidade do material entregue ou serviço executado, sendo formalizado </w:t>
+      </w:r>
+      <w:proofErr w:type="spellStart"/>
+      <w:r>
+        <w:t>por</w:t>
+      </w:r>
+      <w:proofErr w:type="spellEnd"/>
+      <w:r>
+        <w:t xml:space="preserve"> termo circunstanciado de recebimento definitivo. </w:t>
       </w:r>
     </w:p>
     <w:p>
@@ -36127,7 +35434,23 @@
         <w:t xml:space="preserve">A Prefeitura Municipal deverá, no prazo máximo 15 (quinze) dias úteis, contado da data de aplicação da </w:t>
       </w:r>
       <w:r>
-        <w:t>sanção, informar e manter atualizados os dados relativos às sanções por eles aplicadas, para fins de publicidade no Cadastro Nacional de Empresas Inidôneas e Suspensas (Ceis) e no Cadastro Nacional de Empresas Punidas (Cnep), instituídos no âmbito do Poder Executivo federal.</w:t>
+        <w:t>sanção, informar e manter atualizados os dados relativos às sanções por eles aplicadas, para fins de publicidade no Cadastro Nacional de Empresas Inidôneas e Suspensas (</w:t>
+      </w:r>
+      <w:proofErr w:type="spellStart"/>
+      <w:r>
+        <w:t>Ceis</w:t>
+      </w:r>
+      <w:proofErr w:type="spellEnd"/>
+      <w:r>
+        <w:t>) e no Cadastro Nacional de Empresas Punidas (</w:t>
+      </w:r>
+      <w:proofErr w:type="spellStart"/>
+      <w:r>
+        <w:t>Cnep</w:t>
+      </w:r>
+      <w:proofErr w:type="spellEnd"/>
+      <w:r>
+        <w:t>), instituídos no âmbito do Poder Executivo federal.</w:t>
       </w:r>
     </w:p>
     <w:p>
@@ -39108,9 +38431,8 @@
           <w:sz w:val="24"/>
           <w:szCs w:val="24"/>
         </w:rPr>
-        <w:t>{{</w:t>
-      </w:r>
-      <w:proofErr w:type="gramStart"/>
+        <w:t>{{N.PROCESSO}}</w:t>
+      </w:r>
       <w:r>
         <w:rPr>
           <w:rFonts w:ascii="Calibri" w:hAnsi="Calibri" w:cs="Calibri"/>
@@ -39118,7 +38440,7 @@
           <w:sz w:val="24"/>
           <w:szCs w:val="24"/>
         </w:rPr>
-        <w:t>N.PROCESSO}}</w:t>
+        <w:t xml:space="preserve">             PREGÃO ELETRÔNIC</w:t>
       </w:r>
       <w:r>
         <w:rPr>
@@ -39127,9 +38449,8 @@
           <w:sz w:val="24"/>
           <w:szCs w:val="24"/>
         </w:rPr>
-        <w:t xml:space="preserve">   </w:t>
-      </w:r>
-      <w:proofErr w:type="gramEnd"/>
+        <w:t>O</w:t>
+      </w:r>
       <w:r>
         <w:rPr>
           <w:rFonts w:ascii="Calibri" w:hAnsi="Calibri" w:cs="Calibri"/>
@@ -39137,7 +38458,7 @@
           <w:sz w:val="24"/>
           <w:szCs w:val="24"/>
         </w:rPr>
-        <w:t xml:space="preserve">          PREGÃO ELETRÔNIC</w:t>
+        <w:t xml:space="preserve"> </w:t>
       </w:r>
       <w:r>
         <w:rPr>
@@ -39146,45 +38467,7 @@
           <w:sz w:val="24"/>
           <w:szCs w:val="24"/>
         </w:rPr>
-        <w:t>O</w:t>
-      </w:r>
-      <w:r>
-        <w:rPr>
-          <w:rFonts w:ascii="Calibri" w:hAnsi="Calibri" w:cs="Calibri"/>
-          <w:b/>
-          <w:sz w:val="24"/>
-          <w:szCs w:val="24"/>
-        </w:rPr>
-        <w:t xml:space="preserve"> </w:t>
-      </w:r>
-      <w:r>
-        <w:rPr>
-          <w:rFonts w:ascii="Calibri" w:hAnsi="Calibri" w:cs="Calibri"/>
-          <w:b/>
-          <w:sz w:val="24"/>
-          <w:szCs w:val="24"/>
-        </w:rPr>
-        <w:t>{{</w:t>
-      </w:r>
-      <w:proofErr w:type="gramStart"/>
-      <w:r>
-        <w:rPr>
-          <w:rFonts w:ascii="Calibri" w:hAnsi="Calibri" w:cs="Calibri"/>
-          <w:b/>
-          <w:sz w:val="24"/>
-          <w:szCs w:val="24"/>
-        </w:rPr>
-        <w:t>N.MODALIDADE</w:t>
-      </w:r>
-      <w:proofErr w:type="gramEnd"/>
-      <w:r>
-        <w:rPr>
-          <w:rFonts w:ascii="Calibri" w:hAnsi="Calibri" w:cs="Calibri"/>
-          <w:b/>
-          <w:sz w:val="24"/>
-          <w:szCs w:val="24"/>
-        </w:rPr>
-        <w:t>}}</w:t>
+        <w:t>{{N.MODALIDADE}}</w:t>
       </w:r>
     </w:p>
     <w:p>
@@ -39627,7 +38910,43 @@
           <w:sz w:val="24"/>
           <w:szCs w:val="24"/>
         </w:rPr>
-        <w:t>as informações pessoais dos responsáveis pela contratante e interessados estão cadastradas no módulo eletrônico do “Cadastro Corporativo TCESP – CadTCESP”, nos termos previstos no Artigo 2º das Instruções nº01/2020, conforme “Declaração(ões) de Atualização Cadastral” anexa (s);</w:t>
+        <w:t xml:space="preserve">as informações pessoais dos responsáveis pela contratante e interessados estão cadastradas no módulo eletrônico do “Cadastro Corporativo TCESP – </w:t>
+      </w:r>
+      <w:proofErr w:type="spellStart"/>
+      <w:r>
+        <w:rPr>
+          <w:rFonts w:ascii="Calibri" w:hAnsi="Calibri" w:cs="Calibri"/>
+          <w:sz w:val="24"/>
+          <w:szCs w:val="24"/>
+        </w:rPr>
+        <w:t>CadTCESP</w:t>
+      </w:r>
+      <w:proofErr w:type="spellEnd"/>
+      <w:r>
+        <w:rPr>
+          <w:rFonts w:ascii="Calibri" w:hAnsi="Calibri" w:cs="Calibri"/>
+          <w:sz w:val="24"/>
+          <w:szCs w:val="24"/>
+        </w:rPr>
+        <w:t>”, nos termos previstos no Artigo 2º das Instruções nº01/2020, conforme “Declaração(</w:t>
+      </w:r>
+      <w:proofErr w:type="spellStart"/>
+      <w:r>
+        <w:rPr>
+          <w:rFonts w:ascii="Calibri" w:hAnsi="Calibri" w:cs="Calibri"/>
+          <w:sz w:val="24"/>
+          <w:szCs w:val="24"/>
+        </w:rPr>
+        <w:t>ões</w:t>
+      </w:r>
+      <w:proofErr w:type="spellEnd"/>
+      <w:r>
+        <w:rPr>
+          <w:rFonts w:ascii="Calibri" w:hAnsi="Calibri" w:cs="Calibri"/>
+          <w:sz w:val="24"/>
+          <w:szCs w:val="24"/>
+        </w:rPr>
+        <w:t>) de Atualização Cadastral” anexa (s);</w:t>
       </w:r>
     </w:p>
     <w:p>
@@ -40694,7 +40013,25 @@
           <w:sz w:val="24"/>
           <w:szCs w:val="24"/>
         </w:rPr>
-        <w:t xml:space="preserve">(*) - O Termo de Ciência e Notificação e/ou Cadastro do(s) Responsável(is) deve identificar as pessoas físicas que tenham concorrido para a prática do ato jurídico, na condição de ordenador </w:t>
+        <w:t>(*) - O Termo de Ciência e Notificação e/ou Cadastro do(s) Responsável(</w:t>
+      </w:r>
+      <w:proofErr w:type="spellStart"/>
+      <w:r>
+        <w:rPr>
+          <w:rFonts w:ascii="Calibri" w:hAnsi="Calibri" w:cs="Calibri"/>
+          <w:sz w:val="24"/>
+          <w:szCs w:val="24"/>
+        </w:rPr>
+        <w:t>is</w:t>
+      </w:r>
+      <w:proofErr w:type="spellEnd"/>
+      <w:r>
+        <w:rPr>
+          <w:rFonts w:ascii="Calibri" w:hAnsi="Calibri" w:cs="Calibri"/>
+          <w:sz w:val="24"/>
+          <w:szCs w:val="24"/>
+        </w:rPr>
+        <w:t xml:space="preserve">) deve identificar as pessoas físicas que tenham concorrido para a prática do ato jurídico, na condição de ordenador </w:t>
       </w:r>
       <w:r>
         <w:rPr>
@@ -40771,9 +40108,26 @@
           <w:sz w:val="24"/>
           <w:szCs w:val="24"/>
         </w:rPr>
+        <w:t>{{N.PROCESSO}}</w:t>
+      </w:r>
+      <w:r>
+        <w:rPr>
+          <w:rFonts w:ascii="Calibri" w:hAnsi="Calibri" w:cs="Calibri"/>
+          <w:b/>
+          <w:sz w:val="24"/>
+          <w:szCs w:val="24"/>
+        </w:rPr>
+        <w:t xml:space="preserve">             PREGÃO ELETRÔNICO </w:t>
+      </w:r>
+      <w:r>
+        <w:rPr>
+          <w:rFonts w:ascii="Calibri" w:hAnsi="Calibri" w:cs="Calibri"/>
+          <w:b/>
+          <w:sz w:val="24"/>
+          <w:szCs w:val="24"/>
+        </w:rPr>
         <w:t>{{</w:t>
       </w:r>
-      <w:proofErr w:type="gramStart"/>
       <w:r>
         <w:rPr>
           <w:rFonts w:ascii="Calibri" w:hAnsi="Calibri" w:cs="Calibri"/>
@@ -40781,55 +40135,7 @@
           <w:sz w:val="24"/>
           <w:szCs w:val="24"/>
         </w:rPr>
-        <w:t>N.PROCESSO}}</w:t>
-      </w:r>
-      <w:r>
-        <w:rPr>
-          <w:rFonts w:ascii="Calibri" w:hAnsi="Calibri" w:cs="Calibri"/>
-          <w:b/>
-          <w:sz w:val="24"/>
-          <w:szCs w:val="24"/>
-        </w:rPr>
-        <w:t xml:space="preserve">   </w:t>
-      </w:r>
-      <w:proofErr w:type="gramEnd"/>
-      <w:r>
-        <w:rPr>
-          <w:rFonts w:ascii="Calibri" w:hAnsi="Calibri" w:cs="Calibri"/>
-          <w:b/>
-          <w:sz w:val="24"/>
-          <w:szCs w:val="24"/>
-        </w:rPr>
-        <w:t xml:space="preserve">          PREGÃO ELETRÔNICO </w:t>
-      </w:r>
-      <w:r>
-        <w:rPr>
-          <w:rFonts w:ascii="Calibri" w:hAnsi="Calibri" w:cs="Calibri"/>
-          <w:b/>
-          <w:sz w:val="24"/>
-          <w:szCs w:val="24"/>
-        </w:rPr>
-        <w:t>{{</w:t>
-      </w:r>
-      <w:proofErr w:type="gramStart"/>
-      <w:r>
-        <w:rPr>
-          <w:rFonts w:ascii="Calibri" w:hAnsi="Calibri" w:cs="Calibri"/>
-          <w:b/>
-          <w:sz w:val="24"/>
-          <w:szCs w:val="24"/>
-        </w:rPr>
-        <w:t>N.MODALIDADE</w:t>
-      </w:r>
-      <w:proofErr w:type="gramEnd"/>
-      <w:r>
-        <w:rPr>
-          <w:rFonts w:ascii="Calibri" w:hAnsi="Calibri" w:cs="Calibri"/>
-          <w:b/>
-          <w:sz w:val="24"/>
-          <w:szCs w:val="24"/>
-        </w:rPr>
-        <w:t>}}</w:t>
+        <w:t>N.MODALIDADE}}</w:t>
       </w:r>
     </w:p>
     <w:p>
@@ -41584,19 +40890,22 @@
           <w:sz w:val="24"/>
           <w:szCs w:val="24"/>
         </w:rPr>
-        <w:t>{{</w:t>
-      </w:r>
-      <w:proofErr w:type="gramStart"/>
-      <w:r>
+        <w:t>{{N.PROCESSO}}</w:t>
+      </w:r>
+    </w:p>
+    <w:p>
+      <w:pPr>
+        <w:tabs>
+          <w:tab w:val="left" w:pos="0"/>
+        </w:tabs>
+        <w:jc w:val="both"/>
         <w:rPr>
           <w:rFonts w:ascii="Calibri" w:hAnsi="Calibri" w:cs="Calibri"/>
           <w:b/>
           <w:sz w:val="24"/>
           <w:szCs w:val="24"/>
         </w:rPr>
-        <w:t>N.PROCESSO</w:t>
-      </w:r>
-      <w:proofErr w:type="gramEnd"/>
+      </w:pPr>
       <w:r>
         <w:rPr>
           <w:rFonts w:ascii="Calibri" w:hAnsi="Calibri" w:cs="Calibri"/>
@@ -41604,59 +40913,16 @@
           <w:sz w:val="24"/>
           <w:szCs w:val="24"/>
         </w:rPr>
-        <w:t>}}</w:t>
-      </w:r>
-    </w:p>
-    <w:p>
-      <w:pPr>
-        <w:tabs>
-          <w:tab w:val="left" w:pos="0"/>
-        </w:tabs>
-        <w:jc w:val="both"/>
+        <w:t xml:space="preserve">PREGÃO ELETRÔNICO Nº </w:t>
+      </w:r>
+      <w:r>
         <w:rPr>
           <w:rFonts w:ascii="Calibri" w:hAnsi="Calibri" w:cs="Calibri"/>
           <w:b/>
           <w:sz w:val="24"/>
           <w:szCs w:val="24"/>
         </w:rPr>
-      </w:pPr>
-      <w:r>
-        <w:rPr>
-          <w:rFonts w:ascii="Calibri" w:hAnsi="Calibri" w:cs="Calibri"/>
-          <w:b/>
-          <w:sz w:val="24"/>
-          <w:szCs w:val="24"/>
-        </w:rPr>
-        <w:t xml:space="preserve">PREGÃO ELETRÔNICO Nº </w:t>
-      </w:r>
-      <w:r>
-        <w:rPr>
-          <w:rFonts w:ascii="Calibri" w:hAnsi="Calibri" w:cs="Calibri"/>
-          <w:b/>
-          <w:sz w:val="24"/>
-          <w:szCs w:val="24"/>
-        </w:rPr>
-        <w:t>{{</w:t>
-      </w:r>
-      <w:proofErr w:type="gramStart"/>
-      <w:r>
-        <w:rPr>
-          <w:rFonts w:ascii="Calibri" w:hAnsi="Calibri" w:cs="Calibri"/>
-          <w:b/>
-          <w:sz w:val="24"/>
-          <w:szCs w:val="24"/>
-        </w:rPr>
-        <w:t>N.MODALIDADE</w:t>
-      </w:r>
-      <w:proofErr w:type="gramEnd"/>
-      <w:r>
-        <w:rPr>
-          <w:rFonts w:ascii="Calibri" w:hAnsi="Calibri" w:cs="Calibri"/>
-          <w:b/>
-          <w:sz w:val="24"/>
-          <w:szCs w:val="24"/>
-        </w:rPr>
-        <w:t>}}</w:t>
+        <w:t>{{N.MODALIDADE}}</w:t>
       </w:r>
     </w:p>
     <w:p>
@@ -42205,29 +41471,13 @@
         <w:t xml:space="preserve">Proc. </w:t>
       </w:r>
       <w:r>
-        <w:t>{{</w:t>
-      </w:r>
-      <w:proofErr w:type="gramStart"/>
-      <w:r>
-        <w:t>N.PROCESSO</w:t>
-      </w:r>
-      <w:proofErr w:type="gramEnd"/>
-      <w:r>
-        <w:t>}}</w:t>
+        <w:t>{{N.PROCESSO}}</w:t>
       </w:r>
       <w:r>
         <w:t xml:space="preserve"> – Pregão Eletrônico </w:t>
       </w:r>
       <w:r>
-        <w:t>{{</w:t>
-      </w:r>
-      <w:proofErr w:type="gramStart"/>
-      <w:r>
-        <w:t>N.MODALIDADE</w:t>
-      </w:r>
-      <w:proofErr w:type="gramEnd"/>
-      <w:r>
-        <w:t>}}</w:t>
+        <w:t>{{N.MODALIDADE}}</w:t>
       </w:r>
       <w:r>
         <w:t xml:space="preserve"> </w:t>
@@ -44983,6 +44233,7 @@
           <w:numId w:val="28"/>
         </w:numPr>
         <w:ind w:left="0" w:firstLine="0"/>
+        <w:jc w:val="both"/>
         <w:rPr>
           <w:rFonts w:ascii="Calibri" w:hAnsi="Calibri" w:cs="Calibri"/>
           <w:sz w:val="24"/>
@@ -45257,7 +44508,15 @@
         <w:ind w:left="0" w:firstLine="0"/>
       </w:pPr>
       <w:r>
-        <w:t xml:space="preserve">O recebimento definitivo ocorrerá em até 03 (três) dias úteis após o recebimento provisório, mediante verificação da qualidade, quantidade e conformidade do material entregue ou serviço executado, sendo formalizado por termo circunstanciado de recebimento definitivo. </w:t>
+        <w:t xml:space="preserve">O recebimento definitivo ocorrerá em até 03 (três) dias úteis após o recebimento provisório, mediante verificação da qualidade, quantidade e conformidade do material entregue ou serviço executado, sendo formalizado </w:t>
+      </w:r>
+      <w:proofErr w:type="spellStart"/>
+      <w:r>
+        <w:t>por</w:t>
+      </w:r>
+      <w:proofErr w:type="spellEnd"/>
+      <w:r>
+        <w:t xml:space="preserve"> termo circunstanciado de recebimento definitivo. </w:t>
       </w:r>
     </w:p>
     <w:p>
@@ -49606,7 +48865,23 @@
         <w:t xml:space="preserve">A Prefeitura Municipal deverá, no prazo máximo 15 (quinze) dias úteis, contado da data de aplicação da </w:t>
       </w:r>
       <w:r>
-        <w:t>sanção, informar e manter atualizados os dados relativos às sanções por eles aplicadas, para fins de publicidade no Cadastro Nacional de Empresas Inidôneas e Suspensas (Ceis) e no Cadastro Nacional de Empresas Punidas (Cnep), instituídos no âmbito do Poder Executivo federal.</w:t>
+        <w:t>sanção, informar e manter atualizados os dados relativos às sanções por eles aplicadas, para fins de publicidade no Cadastro Nacional de Empresas Inidôneas e Suspensas (</w:t>
+      </w:r>
+      <w:proofErr w:type="spellStart"/>
+      <w:r>
+        <w:t>Ceis</w:t>
+      </w:r>
+      <w:proofErr w:type="spellEnd"/>
+      <w:r>
+        <w:t>) e no Cadastro Nacional de Empresas Punidas (</w:t>
+      </w:r>
+      <w:proofErr w:type="spellStart"/>
+      <w:r>
+        <w:t>Cnep</w:t>
+      </w:r>
+      <w:proofErr w:type="spellEnd"/>
+      <w:r>
+        <w:t>), instituídos no âmbito do Poder Executivo federal.</w:t>
       </w:r>
     </w:p>
     <w:p>
@@ -52635,9 +51910,8 @@
           <w:sz w:val="24"/>
           <w:szCs w:val="24"/>
         </w:rPr>
-        <w:t>{{</w:t>
-      </w:r>
-      <w:proofErr w:type="gramStart"/>
+        <w:t>{{N.PROCESSO}}</w:t>
+      </w:r>
       <w:r>
         <w:rPr>
           <w:rFonts w:ascii="Calibri" w:hAnsi="Calibri" w:cs="Calibri"/>
@@ -52645,7 +51919,7 @@
           <w:sz w:val="24"/>
           <w:szCs w:val="24"/>
         </w:rPr>
-        <w:t>N.PROCESSO}}</w:t>
+        <w:t xml:space="preserve">             PREGÃO ELETRÔNIC</w:t>
       </w:r>
       <w:r>
         <w:rPr>
@@ -52654,9 +51928,8 @@
           <w:sz w:val="24"/>
           <w:szCs w:val="24"/>
         </w:rPr>
-        <w:t xml:space="preserve">   </w:t>
-      </w:r>
-      <w:proofErr w:type="gramEnd"/>
+        <w:t>O</w:t>
+      </w:r>
       <w:r>
         <w:rPr>
           <w:rFonts w:ascii="Calibri" w:hAnsi="Calibri" w:cs="Calibri"/>
@@ -52664,7 +51937,7 @@
           <w:sz w:val="24"/>
           <w:szCs w:val="24"/>
         </w:rPr>
-        <w:t xml:space="preserve">          PREGÃO ELETRÔNIC</w:t>
+        <w:t xml:space="preserve"> </w:t>
       </w:r>
       <w:r>
         <w:rPr>
@@ -52673,45 +51946,7 @@
           <w:sz w:val="24"/>
           <w:szCs w:val="24"/>
         </w:rPr>
-        <w:t>O</w:t>
-      </w:r>
-      <w:r>
-        <w:rPr>
-          <w:rFonts w:ascii="Calibri" w:hAnsi="Calibri" w:cs="Calibri"/>
-          <w:b/>
-          <w:sz w:val="24"/>
-          <w:szCs w:val="24"/>
-        </w:rPr>
-        <w:t xml:space="preserve"> </w:t>
-      </w:r>
-      <w:r>
-        <w:rPr>
-          <w:rFonts w:ascii="Calibri" w:hAnsi="Calibri" w:cs="Calibri"/>
-          <w:b/>
-          <w:sz w:val="24"/>
-          <w:szCs w:val="24"/>
-        </w:rPr>
-        <w:t>{{</w:t>
-      </w:r>
-      <w:proofErr w:type="gramStart"/>
-      <w:r>
-        <w:rPr>
-          <w:rFonts w:ascii="Calibri" w:hAnsi="Calibri" w:cs="Calibri"/>
-          <w:b/>
-          <w:sz w:val="24"/>
-          <w:szCs w:val="24"/>
-        </w:rPr>
-        <w:t>N.MODALIDADE</w:t>
-      </w:r>
-      <w:proofErr w:type="gramEnd"/>
-      <w:r>
-        <w:rPr>
-          <w:rFonts w:ascii="Calibri" w:hAnsi="Calibri" w:cs="Calibri"/>
-          <w:b/>
-          <w:sz w:val="24"/>
-          <w:szCs w:val="24"/>
-        </w:rPr>
-        <w:t>}}</w:t>
+        <w:t>{{N.MODALIDADE}}</w:t>
       </w:r>
     </w:p>
     <w:p>
@@ -53163,7 +52398,43 @@
           <w:sz w:val="24"/>
           <w:szCs w:val="24"/>
         </w:rPr>
-        <w:t>as informações pessoais dos responsáveis pela contratante e interessados estão cadastradas no módulo eletrônico do “Cadastro Corporativo TCESP – CadTCESP”, nos termos previstos no Artigo 2º das Instruções nº01/2020, conforme “Declaração(ões) de Atualização Cadastral” anexa (s);</w:t>
+        <w:t xml:space="preserve">as informações pessoais dos responsáveis pela contratante e interessados estão cadastradas no módulo eletrônico do “Cadastro Corporativo TCESP – </w:t>
+      </w:r>
+      <w:proofErr w:type="spellStart"/>
+      <w:r>
+        <w:rPr>
+          <w:rFonts w:ascii="Calibri" w:hAnsi="Calibri" w:cs="Calibri"/>
+          <w:sz w:val="24"/>
+          <w:szCs w:val="24"/>
+        </w:rPr>
+        <w:t>CadTCESP</w:t>
+      </w:r>
+      <w:proofErr w:type="spellEnd"/>
+      <w:r>
+        <w:rPr>
+          <w:rFonts w:ascii="Calibri" w:hAnsi="Calibri" w:cs="Calibri"/>
+          <w:sz w:val="24"/>
+          <w:szCs w:val="24"/>
+        </w:rPr>
+        <w:t>”, nos termos previstos no Artigo 2º das Instruções nº01/2020, conforme “Declaração(</w:t>
+      </w:r>
+      <w:proofErr w:type="spellStart"/>
+      <w:r>
+        <w:rPr>
+          <w:rFonts w:ascii="Calibri" w:hAnsi="Calibri" w:cs="Calibri"/>
+          <w:sz w:val="24"/>
+          <w:szCs w:val="24"/>
+        </w:rPr>
+        <w:t>ões</w:t>
+      </w:r>
+      <w:proofErr w:type="spellEnd"/>
+      <w:r>
+        <w:rPr>
+          <w:rFonts w:ascii="Calibri" w:hAnsi="Calibri" w:cs="Calibri"/>
+          <w:sz w:val="24"/>
+          <w:szCs w:val="24"/>
+        </w:rPr>
+        <w:t>) de Atualização Cadastral” anexa (s);</w:t>
       </w:r>
     </w:p>
     <w:p>
@@ -54225,7 +53496,25 @@
           <w:sz w:val="24"/>
           <w:szCs w:val="24"/>
         </w:rPr>
-        <w:t xml:space="preserve">(*) - O Termo de Ciência e Notificação e/ou Cadastro do(s) Responsável(is) deve identificar as pessoas físicas que tenham concorrido para a prática do ato jurídico, na condição de ordenador da despesa; de partes contratantes; de responsáveis por ações de acompanhamento, </w:t>
+        <w:t>(*) - O Termo de Ciência e Notificação e/ou Cadastro do(s) Responsável(</w:t>
+      </w:r>
+      <w:proofErr w:type="spellStart"/>
+      <w:r>
+        <w:rPr>
+          <w:rFonts w:ascii="Calibri" w:hAnsi="Calibri" w:cs="Calibri"/>
+          <w:sz w:val="24"/>
+          <w:szCs w:val="24"/>
+        </w:rPr>
+        <w:t>is</w:t>
+      </w:r>
+      <w:proofErr w:type="spellEnd"/>
+      <w:r>
+        <w:rPr>
+          <w:rFonts w:ascii="Calibri" w:hAnsi="Calibri" w:cs="Calibri"/>
+          <w:sz w:val="24"/>
+          <w:szCs w:val="24"/>
+        </w:rPr>
+        <w:t xml:space="preserve">) deve identificar as pessoas físicas que tenham concorrido para a prática do ato jurídico, na condição de ordenador da despesa; de partes contratantes; de responsáveis por ações de acompanhamento, </w:t>
       </w:r>
       <w:r>
         <w:rPr>
@@ -54302,9 +53591,8 @@
           <w:sz w:val="24"/>
           <w:szCs w:val="24"/>
         </w:rPr>
-        <w:t>{{</w:t>
-      </w:r>
-      <w:proofErr w:type="gramStart"/>
+        <w:t>{{N.PROCESSO}}</w:t>
+      </w:r>
       <w:r>
         <w:rPr>
           <w:rFonts w:ascii="Calibri" w:hAnsi="Calibri" w:cs="Calibri"/>
@@ -54312,7 +53600,7 @@
           <w:sz w:val="24"/>
           <w:szCs w:val="24"/>
         </w:rPr>
-        <w:t>N.PROCESSO}}</w:t>
+        <w:t xml:space="preserve">             PREGÃO ELETRÔNICO </w:t>
       </w:r>
       <w:r>
         <w:rPr>
@@ -54321,46 +53609,7 @@
           <w:sz w:val="24"/>
           <w:szCs w:val="24"/>
         </w:rPr>
-        <w:t xml:space="preserve">   </w:t>
-      </w:r>
-      <w:proofErr w:type="gramEnd"/>
-      <w:r>
-        <w:rPr>
-          <w:rFonts w:ascii="Calibri" w:hAnsi="Calibri" w:cs="Calibri"/>
-          <w:b/>
-          <w:sz w:val="24"/>
-          <w:szCs w:val="24"/>
-        </w:rPr>
-        <w:t xml:space="preserve">          PREGÃO ELETRÔNICO </w:t>
-      </w:r>
-      <w:r>
-        <w:rPr>
-          <w:rFonts w:ascii="Calibri" w:hAnsi="Calibri" w:cs="Calibri"/>
-          <w:b/>
-          <w:sz w:val="24"/>
-          <w:szCs w:val="24"/>
-        </w:rPr>
-        <w:t>{{</w:t>
-      </w:r>
-      <w:proofErr w:type="gramStart"/>
-      <w:r>
-        <w:rPr>
-          <w:rFonts w:ascii="Calibri" w:hAnsi="Calibri" w:cs="Calibri"/>
-          <w:b/>
-          <w:sz w:val="24"/>
-          <w:szCs w:val="24"/>
-        </w:rPr>
-        <w:t>N.MODALIDADE</w:t>
-      </w:r>
-      <w:proofErr w:type="gramEnd"/>
-      <w:r>
-        <w:rPr>
-          <w:rFonts w:ascii="Calibri" w:hAnsi="Calibri" w:cs="Calibri"/>
-          <w:b/>
-          <w:sz w:val="24"/>
-          <w:szCs w:val="24"/>
-        </w:rPr>
-        <w:t>}}</w:t>
+        <w:t>{{N.MODALIDADE}}</w:t>
       </w:r>
     </w:p>
     <w:p>
@@ -55144,21 +54393,7 @@
       <w:rPr>
         <w:rFonts w:ascii="Calibri" w:hAnsi="Calibri" w:cs="Calibri"/>
       </w:rPr>
-      <w:t>{{</w:t>
-    </w:r>
-    <w:proofErr w:type="gramStart"/>
-    <w:r>
-      <w:rPr>
-        <w:rFonts w:ascii="Calibri" w:hAnsi="Calibri" w:cs="Calibri"/>
-      </w:rPr>
-      <w:t>N.PROCESSO</w:t>
-    </w:r>
-    <w:proofErr w:type="gramEnd"/>
-    <w:r>
-      <w:rPr>
-        <w:rFonts w:ascii="Calibri" w:hAnsi="Calibri" w:cs="Calibri"/>
-      </w:rPr>
-      <w:t>}}</w:t>
+      <w:t>{{N.PROCESSO}}</w:t>
     </w:r>
     <w:r>
       <w:rPr>
@@ -55176,21 +54411,7 @@
       <w:rPr>
         <w:rFonts w:ascii="Calibri" w:hAnsi="Calibri" w:cs="Calibri"/>
       </w:rPr>
-      <w:t>{{</w:t>
-    </w:r>
-    <w:proofErr w:type="gramStart"/>
-    <w:r>
-      <w:rPr>
-        <w:rFonts w:ascii="Calibri" w:hAnsi="Calibri" w:cs="Calibri"/>
-      </w:rPr>
-      <w:t>N.MODALIDADE</w:t>
-    </w:r>
-    <w:proofErr w:type="gramEnd"/>
-    <w:r>
-      <w:rPr>
-        <w:rFonts w:ascii="Calibri" w:hAnsi="Calibri" w:cs="Calibri"/>
-      </w:rPr>
-      <w:t>}}</w:t>
+      <w:t>{{N.MODALIDADE}}</w:t>
     </w:r>
   </w:p>
 </w:ftr>
@@ -55433,25 +54654,7 @@
         <w:b/>
         <w:sz w:val="16"/>
       </w:rPr>
-      <w:t>FONE: (17) 3693-1101/ 3693-</w:t>
-    </w:r>
-    <w:proofErr w:type="gramStart"/>
-    <w:r>
-      <w:rPr>
-        <w:rFonts w:ascii="Calibri" w:eastAsia="Calibri" w:hAnsi="Calibri"/>
-        <w:b/>
-        <w:sz w:val="16"/>
-      </w:rPr>
-      <w:t>1118  e-mail</w:t>
-    </w:r>
-    <w:proofErr w:type="gramEnd"/>
-    <w:r>
-      <w:rPr>
-        <w:rFonts w:ascii="Calibri" w:eastAsia="Calibri" w:hAnsi="Calibri"/>
-        <w:b/>
-        <w:sz w:val="16"/>
-      </w:rPr>
-      <w:t xml:space="preserve">: </w:t>
+      <w:t xml:space="preserve">FONE: (17) 3693-1101/ 3693-1118  e-mail: </w:t>
     </w:r>
     <w:r>
       <w:rPr>

--- a/modelos/Pregão xx Proc xx -  MINUTA PE 15.04.2026.docx
+++ b/modelos/Pregão xx Proc xx -  MINUTA PE 15.04.2026.docx
@@ -67,7 +67,27 @@
           <w:sz w:val="40"/>
           <w:szCs w:val="40"/>
         </w:rPr>
-        <w:t>{{N.MODALIDADE}}</w:t>
+        <w:t>{{</w:t>
+      </w:r>
+      <w:proofErr w:type="gramStart"/>
+      <w:r>
+        <w:rPr>
+          <w:rFonts w:ascii="Calibri" w:hAnsi="Calibri" w:cs="Calibri"/>
+          <w:iCs/>
+          <w:sz w:val="40"/>
+          <w:szCs w:val="40"/>
+        </w:rPr>
+        <w:t>N.MODALIDADE</w:t>
+      </w:r>
+      <w:proofErr w:type="gramEnd"/>
+      <w:r>
+        <w:rPr>
+          <w:rFonts w:ascii="Calibri" w:hAnsi="Calibri" w:cs="Calibri"/>
+          <w:iCs/>
+          <w:sz w:val="40"/>
+          <w:szCs w:val="40"/>
+        </w:rPr>
+        <w:t>}}</w:t>
       </w:r>
     </w:p>
     <w:p>
@@ -767,10 +787,18 @@
       <w:bookmarkStart w:id="1" w:name="_Toc216938896"/>
       <w:r>
         <w:lastRenderedPageBreak/>
-        <w:t>{{MINUTA DE}}</w:t>
-      </w:r>
-      <w:r>
-        <w:t>EDITAL DE LICITAÇÃO</w:t>
+        <w:t>{{MINUTA DE</w:t>
+      </w:r>
+      <w:proofErr w:type="gramStart"/>
+      <w:r>
+        <w:t>}}</w:t>
+      </w:r>
+      <w:r>
+        <w:t>EDITAL</w:t>
+      </w:r>
+      <w:proofErr w:type="gramEnd"/>
+      <w:r>
+        <w:t xml:space="preserve"> DE LICITAÇÃO</w:t>
       </w:r>
       <w:bookmarkEnd w:id="1"/>
     </w:p>
@@ -822,7 +850,25 @@
           <w:sz w:val="24"/>
           <w:szCs w:val="24"/>
         </w:rPr>
-        <w:t>{{N.PROCESSO}}</w:t>
+        <w:t>{{</w:t>
+      </w:r>
+      <w:proofErr w:type="gramStart"/>
+      <w:r>
+        <w:rPr>
+          <w:rFonts w:ascii="Calibri" w:hAnsi="Calibri" w:cs="Calibri"/>
+          <w:sz w:val="24"/>
+          <w:szCs w:val="24"/>
+        </w:rPr>
+        <w:t>N.PROCESSO</w:t>
+      </w:r>
+      <w:proofErr w:type="gramEnd"/>
+      <w:r>
+        <w:rPr>
+          <w:rFonts w:ascii="Calibri" w:hAnsi="Calibri" w:cs="Calibri"/>
+          <w:sz w:val="24"/>
+          <w:szCs w:val="24"/>
+        </w:rPr>
+        <w:t>}}</w:t>
       </w:r>
     </w:p>
     <w:p>
@@ -894,7 +940,25 @@
           <w:sz w:val="24"/>
           <w:szCs w:val="24"/>
         </w:rPr>
-        <w:t>{{N.MODALIDADE}}</w:t>
+        <w:t>{{</w:t>
+      </w:r>
+      <w:proofErr w:type="gramStart"/>
+      <w:r>
+        <w:rPr>
+          <w:rFonts w:ascii="Calibri" w:hAnsi="Calibri" w:cs="Calibri"/>
+          <w:sz w:val="24"/>
+          <w:szCs w:val="24"/>
+        </w:rPr>
+        <w:t>N.MODALIDADE</w:t>
+      </w:r>
+      <w:proofErr w:type="gramEnd"/>
+      <w:r>
+        <w:rPr>
+          <w:rFonts w:ascii="Calibri" w:hAnsi="Calibri" w:cs="Calibri"/>
+          <w:sz w:val="24"/>
+          <w:szCs w:val="24"/>
+        </w:rPr>
+        <w:t>}}</w:t>
       </w:r>
     </w:p>
     <w:p>
@@ -25780,7 +25844,25 @@
           <w:sz w:val="24"/>
           <w:szCs w:val="24"/>
         </w:rPr>
-        <w:t>{{N.PROCESSO}}</w:t>
+        <w:t>{{</w:t>
+      </w:r>
+      <w:proofErr w:type="gramStart"/>
+      <w:r>
+        <w:rPr>
+          <w:rFonts w:ascii="Calibri" w:hAnsi="Calibri" w:cs="Calibri"/>
+          <w:sz w:val="24"/>
+          <w:szCs w:val="24"/>
+        </w:rPr>
+        <w:t>N.PROCESSO</w:t>
+      </w:r>
+      <w:proofErr w:type="gramEnd"/>
+      <w:r>
+        <w:rPr>
+          <w:rFonts w:ascii="Calibri" w:hAnsi="Calibri" w:cs="Calibri"/>
+          <w:sz w:val="24"/>
+          <w:szCs w:val="24"/>
+        </w:rPr>
+        <w:t>}}</w:t>
       </w:r>
     </w:p>
     <w:p>
@@ -25845,7 +25927,16 @@
           <w:sz w:val="24"/>
           <w:szCs w:val="24"/>
         </w:rPr>
-        <w:t>{{N</w:t>
+        <w:t>{{</w:t>
+      </w:r>
+      <w:proofErr w:type="gramStart"/>
+      <w:r>
+        <w:rPr>
+          <w:rFonts w:ascii="Calibri" w:hAnsi="Calibri" w:cs="Calibri"/>
+          <w:sz w:val="24"/>
+          <w:szCs w:val="24"/>
+        </w:rPr>
+        <w:t>N</w:t>
       </w:r>
       <w:r>
         <w:rPr>
@@ -25861,7 +25952,16 @@
           <w:sz w:val="24"/>
           <w:szCs w:val="24"/>
         </w:rPr>
-        <w:t>MODALIDADE}}</w:t>
+        <w:t>MODALIDADE</w:t>
+      </w:r>
+      <w:proofErr w:type="gramEnd"/>
+      <w:r>
+        <w:rPr>
+          <w:rFonts w:ascii="Calibri" w:hAnsi="Calibri" w:cs="Calibri"/>
+          <w:sz w:val="24"/>
+          <w:szCs w:val="24"/>
+        </w:rPr>
+        <w:t>}}</w:t>
       </w:r>
     </w:p>
     <w:p>
@@ -27487,7 +27587,25 @@
           <w:sz w:val="24"/>
           <w:szCs w:val="24"/>
         </w:rPr>
-        <w:t>{{N.PROCESSO}}</w:t>
+        <w:t>{{</w:t>
+      </w:r>
+      <w:proofErr w:type="gramStart"/>
+      <w:r>
+        <w:rPr>
+          <w:rFonts w:ascii="Calibri" w:hAnsi="Calibri" w:cs="Calibri"/>
+          <w:sz w:val="24"/>
+          <w:szCs w:val="24"/>
+        </w:rPr>
+        <w:t>N.PROCESSO</w:t>
+      </w:r>
+      <w:proofErr w:type="gramEnd"/>
+      <w:r>
+        <w:rPr>
+          <w:rFonts w:ascii="Calibri" w:hAnsi="Calibri" w:cs="Calibri"/>
+          <w:sz w:val="24"/>
+          <w:szCs w:val="24"/>
+        </w:rPr>
+        <w:t>}}</w:t>
       </w:r>
     </w:p>
     <w:p>
@@ -27552,7 +27670,25 @@
           <w:sz w:val="24"/>
           <w:szCs w:val="24"/>
         </w:rPr>
-        <w:t>{{N.MODALIDADE}}</w:t>
+        <w:t>{{</w:t>
+      </w:r>
+      <w:proofErr w:type="gramStart"/>
+      <w:r>
+        <w:rPr>
+          <w:rFonts w:ascii="Calibri" w:hAnsi="Calibri" w:cs="Calibri"/>
+          <w:sz w:val="24"/>
+          <w:szCs w:val="24"/>
+        </w:rPr>
+        <w:t>N.MODALIDADE</w:t>
+      </w:r>
+      <w:proofErr w:type="gramEnd"/>
+      <w:r>
+        <w:rPr>
+          <w:rFonts w:ascii="Calibri" w:hAnsi="Calibri" w:cs="Calibri"/>
+          <w:sz w:val="24"/>
+          <w:szCs w:val="24"/>
+        </w:rPr>
+        <w:t>}}</w:t>
       </w:r>
     </w:p>
     <w:p>
@@ -28946,22 +29082,19 @@
           <w:sz w:val="24"/>
           <w:szCs w:val="24"/>
         </w:rPr>
-        <w:t>{{N.PROCESSO}}</w:t>
-      </w:r>
-    </w:p>
-    <w:p>
-      <w:pPr>
-        <w:tabs>
-          <w:tab w:val="left" w:pos="0"/>
-        </w:tabs>
-        <w:jc w:val="both"/>
+        <w:t>{{</w:t>
+      </w:r>
+      <w:proofErr w:type="gramStart"/>
+      <w:r>
         <w:rPr>
           <w:rFonts w:ascii="Calibri" w:hAnsi="Calibri" w:cs="Calibri"/>
           <w:b/>
           <w:sz w:val="24"/>
           <w:szCs w:val="24"/>
         </w:rPr>
-      </w:pPr>
+        <w:t>N.PROCESSO</w:t>
+      </w:r>
+      <w:proofErr w:type="gramEnd"/>
       <w:r>
         <w:rPr>
           <w:rFonts w:ascii="Calibri" w:hAnsi="Calibri" w:cs="Calibri"/>
@@ -28969,6 +29102,29 @@
           <w:sz w:val="24"/>
           <w:szCs w:val="24"/>
         </w:rPr>
+        <w:t>}}</w:t>
+      </w:r>
+    </w:p>
+    <w:p>
+      <w:pPr>
+        <w:tabs>
+          <w:tab w:val="left" w:pos="0"/>
+        </w:tabs>
+        <w:jc w:val="both"/>
+        <w:rPr>
+          <w:rFonts w:ascii="Calibri" w:hAnsi="Calibri" w:cs="Calibri"/>
+          <w:b/>
+          <w:sz w:val="24"/>
+          <w:szCs w:val="24"/>
+        </w:rPr>
+      </w:pPr>
+      <w:r>
+        <w:rPr>
+          <w:rFonts w:ascii="Calibri" w:hAnsi="Calibri" w:cs="Calibri"/>
+          <w:b/>
+          <w:sz w:val="24"/>
+          <w:szCs w:val="24"/>
+        </w:rPr>
         <w:t xml:space="preserve">PREGÃO ELETRÔNICO Nº </w:t>
       </w:r>
       <w:r>
@@ -28978,7 +29134,27 @@
           <w:sz w:val="24"/>
           <w:szCs w:val="24"/>
         </w:rPr>
-        <w:t>{{N.MODALIDADE}}</w:t>
+        <w:t>{{</w:t>
+      </w:r>
+      <w:proofErr w:type="gramStart"/>
+      <w:r>
+        <w:rPr>
+          <w:rFonts w:ascii="Calibri" w:hAnsi="Calibri" w:cs="Calibri"/>
+          <w:b/>
+          <w:sz w:val="24"/>
+          <w:szCs w:val="24"/>
+        </w:rPr>
+        <w:t>N.MODALIDADE</w:t>
+      </w:r>
+      <w:proofErr w:type="gramEnd"/>
+      <w:r>
+        <w:rPr>
+          <w:rFonts w:ascii="Calibri" w:hAnsi="Calibri" w:cs="Calibri"/>
+          <w:b/>
+          <w:sz w:val="24"/>
+          <w:szCs w:val="24"/>
+        </w:rPr>
+        <w:t>}}</w:t>
       </w:r>
     </w:p>
     <w:p>
@@ -29503,13 +29679,29 @@
         <w:t xml:space="preserve">Proc. </w:t>
       </w:r>
       <w:r>
-        <w:t>{{N.PROCESSO}}</w:t>
+        <w:t>{{</w:t>
+      </w:r>
+      <w:proofErr w:type="gramStart"/>
+      <w:r>
+        <w:t>N.PROCESSO</w:t>
+      </w:r>
+      <w:proofErr w:type="gramEnd"/>
+      <w:r>
+        <w:t>}}</w:t>
       </w:r>
       <w:r>
         <w:t xml:space="preserve"> – Pregão Eletrônico </w:t>
       </w:r>
       <w:r>
-        <w:t>{{N.MODALIDADE}}</w:t>
+        <w:t>{{</w:t>
+      </w:r>
+      <w:proofErr w:type="gramStart"/>
+      <w:r>
+        <w:t>N.MODALIDADE</w:t>
+      </w:r>
+      <w:proofErr w:type="gramEnd"/>
+      <w:r>
+        <w:t>}}</w:t>
       </w:r>
       <w:r>
         <w:t xml:space="preserve"> </w:t>
@@ -38431,8 +38623,9 @@
           <w:sz w:val="24"/>
           <w:szCs w:val="24"/>
         </w:rPr>
-        <w:t>{{N.PROCESSO}}</w:t>
-      </w:r>
+        <w:t>{{</w:t>
+      </w:r>
+      <w:proofErr w:type="gramStart"/>
       <w:r>
         <w:rPr>
           <w:rFonts w:ascii="Calibri" w:hAnsi="Calibri" w:cs="Calibri"/>
@@ -38440,7 +38633,7 @@
           <w:sz w:val="24"/>
           <w:szCs w:val="24"/>
         </w:rPr>
-        <w:t xml:space="preserve">             PREGÃO ELETRÔNIC</w:t>
+        <w:t>N.PROCESSO}}</w:t>
       </w:r>
       <w:r>
         <w:rPr>
@@ -38449,6 +38642,25 @@
           <w:sz w:val="24"/>
           <w:szCs w:val="24"/>
         </w:rPr>
+        <w:t xml:space="preserve">   </w:t>
+      </w:r>
+      <w:proofErr w:type="gramEnd"/>
+      <w:r>
+        <w:rPr>
+          <w:rFonts w:ascii="Calibri" w:hAnsi="Calibri" w:cs="Calibri"/>
+          <w:b/>
+          <w:sz w:val="24"/>
+          <w:szCs w:val="24"/>
+        </w:rPr>
+        <w:t xml:space="preserve">          PREGÃO ELETRÔNIC</w:t>
+      </w:r>
+      <w:r>
+        <w:rPr>
+          <w:rFonts w:ascii="Calibri" w:hAnsi="Calibri" w:cs="Calibri"/>
+          <w:b/>
+          <w:sz w:val="24"/>
+          <w:szCs w:val="24"/>
+        </w:rPr>
         <w:t>O</w:t>
       </w:r>
       <w:r>
@@ -38467,7 +38679,27 @@
           <w:sz w:val="24"/>
           <w:szCs w:val="24"/>
         </w:rPr>
-        <w:t>{{N.MODALIDADE}}</w:t>
+        <w:t>{{</w:t>
+      </w:r>
+      <w:proofErr w:type="gramStart"/>
+      <w:r>
+        <w:rPr>
+          <w:rFonts w:ascii="Calibri" w:hAnsi="Calibri" w:cs="Calibri"/>
+          <w:b/>
+          <w:sz w:val="24"/>
+          <w:szCs w:val="24"/>
+        </w:rPr>
+        <w:t>N.MODALIDADE</w:t>
+      </w:r>
+      <w:proofErr w:type="gramEnd"/>
+      <w:r>
+        <w:rPr>
+          <w:rFonts w:ascii="Calibri" w:hAnsi="Calibri" w:cs="Calibri"/>
+          <w:b/>
+          <w:sz w:val="24"/>
+          <w:szCs w:val="24"/>
+        </w:rPr>
+        <w:t>}}</w:t>
       </w:r>
     </w:p>
     <w:p>
@@ -39819,7 +40051,6 @@
         <w:tabs>
           <w:tab w:val="left" w:pos="0"/>
         </w:tabs>
-        <w:spacing w:before="100" w:beforeAutospacing="1"/>
         <w:rPr>
           <w:rFonts w:ascii="Calibri" w:hAnsi="Calibri" w:cs="Calibri"/>
           <w:bCs/>
@@ -39842,7 +40073,6 @@
         <w:tabs>
           <w:tab w:val="left" w:pos="0"/>
         </w:tabs>
-        <w:spacing w:before="100" w:beforeAutospacing="1"/>
         <w:rPr>
           <w:rFonts w:ascii="Calibri" w:eastAsia="Calibri" w:hAnsi="Calibri" w:cs="Calibri"/>
           <w:bCs/>
@@ -40031,7 +40261,7 @@
           <w:sz w:val="24"/>
           <w:szCs w:val="24"/>
         </w:rPr>
-        <w:t xml:space="preserve">) deve identificar as pessoas físicas que tenham concorrido para a prática do ato jurídico, na condição de ordenador </w:t>
+        <w:t xml:space="preserve">) deve identificar as pessoas físicas que tenham concorrido para a prática do ato jurídico, na condição de ordenador da despesa; de partes contratantes; de responsáveis por ações de acompanhamento, </w:t>
       </w:r>
       <w:r>
         <w:rPr>
@@ -40040,7 +40270,7 @@
           <w:szCs w:val="24"/>
         </w:rPr>
         <w:lastRenderedPageBreak/>
-        <w:t>da despesa; de partes contratantes; de responsáveis por ações de acompanhamento, monitoramento e avaliação; de responsáveis por processos licitatórios; de responsáveis por prestações de contas; de responsáveis com atribuições previstas em atos legais ou administrativos e de interessados relacionados a processos de competência deste Tribunal. Na hipótese de prestações de contas.</w:t>
+        <w:t>monitoramento e avaliação; de responsáveis por processos licitatórios; de responsáveis por prestações de contas; de responsáveis com atribuições previstas em atos legais ou administrativos e de interessados relacionados a processos de competência deste Tribunal. Na hipótese de prestações de contas.</w:t>
       </w:r>
     </w:p>
     <w:p>
@@ -40108,8 +40338,9 @@
           <w:sz w:val="24"/>
           <w:szCs w:val="24"/>
         </w:rPr>
-        <w:t>{{N.PROCESSO}}</w:t>
-      </w:r>
+        <w:t>{{</w:t>
+      </w:r>
+      <w:proofErr w:type="gramStart"/>
       <w:r>
         <w:rPr>
           <w:rFonts w:ascii="Calibri" w:hAnsi="Calibri" w:cs="Calibri"/>
@@ -40117,7 +40348,7 @@
           <w:sz w:val="24"/>
           <w:szCs w:val="24"/>
         </w:rPr>
-        <w:t xml:space="preserve">             PREGÃO ELETRÔNICO </w:t>
+        <w:t>N.PROCESSO}}</w:t>
       </w:r>
       <w:r>
         <w:rPr>
@@ -40126,8 +40357,28 @@
           <w:sz w:val="24"/>
           <w:szCs w:val="24"/>
         </w:rPr>
+        <w:t xml:space="preserve">   </w:t>
+      </w:r>
+      <w:proofErr w:type="gramEnd"/>
+      <w:r>
+        <w:rPr>
+          <w:rFonts w:ascii="Calibri" w:hAnsi="Calibri" w:cs="Calibri"/>
+          <w:b/>
+          <w:sz w:val="24"/>
+          <w:szCs w:val="24"/>
+        </w:rPr>
+        <w:t xml:space="preserve">          PREGÃO ELETRÔNICO </w:t>
+      </w:r>
+      <w:r>
+        <w:rPr>
+          <w:rFonts w:ascii="Calibri" w:hAnsi="Calibri" w:cs="Calibri"/>
+          <w:b/>
+          <w:sz w:val="24"/>
+          <w:szCs w:val="24"/>
+        </w:rPr>
         <w:t>{{</w:t>
       </w:r>
+      <w:proofErr w:type="gramStart"/>
       <w:r>
         <w:rPr>
           <w:rFonts w:ascii="Calibri" w:hAnsi="Calibri" w:cs="Calibri"/>
@@ -40135,7 +40386,17 @@
           <w:sz w:val="24"/>
           <w:szCs w:val="24"/>
         </w:rPr>
-        <w:t>N.MODALIDADE}}</w:t>
+        <w:t>N.MODALIDADE</w:t>
+      </w:r>
+      <w:proofErr w:type="gramEnd"/>
+      <w:r>
+        <w:rPr>
+          <w:rFonts w:ascii="Calibri" w:hAnsi="Calibri" w:cs="Calibri"/>
+          <w:b/>
+          <w:sz w:val="24"/>
+          <w:szCs w:val="24"/>
+        </w:rPr>
+        <w:t>}}</w:t>
       </w:r>
     </w:p>
     <w:p>
@@ -40890,22 +41151,19 @@
           <w:sz w:val="24"/>
           <w:szCs w:val="24"/>
         </w:rPr>
-        <w:t>{{N.PROCESSO}}</w:t>
-      </w:r>
-    </w:p>
-    <w:p>
-      <w:pPr>
-        <w:tabs>
-          <w:tab w:val="left" w:pos="0"/>
-        </w:tabs>
-        <w:jc w:val="both"/>
+        <w:t>{{</w:t>
+      </w:r>
+      <w:proofErr w:type="gramStart"/>
+      <w:r>
         <w:rPr>
           <w:rFonts w:ascii="Calibri" w:hAnsi="Calibri" w:cs="Calibri"/>
           <w:b/>
           <w:sz w:val="24"/>
           <w:szCs w:val="24"/>
         </w:rPr>
-      </w:pPr>
+        <w:t>N.PROCESSO</w:t>
+      </w:r>
+      <w:proofErr w:type="gramEnd"/>
       <w:r>
         <w:rPr>
           <w:rFonts w:ascii="Calibri" w:hAnsi="Calibri" w:cs="Calibri"/>
@@ -40913,6 +41171,29 @@
           <w:sz w:val="24"/>
           <w:szCs w:val="24"/>
         </w:rPr>
+        <w:t>}}</w:t>
+      </w:r>
+    </w:p>
+    <w:p>
+      <w:pPr>
+        <w:tabs>
+          <w:tab w:val="left" w:pos="0"/>
+        </w:tabs>
+        <w:jc w:val="both"/>
+        <w:rPr>
+          <w:rFonts w:ascii="Calibri" w:hAnsi="Calibri" w:cs="Calibri"/>
+          <w:b/>
+          <w:sz w:val="24"/>
+          <w:szCs w:val="24"/>
+        </w:rPr>
+      </w:pPr>
+      <w:r>
+        <w:rPr>
+          <w:rFonts w:ascii="Calibri" w:hAnsi="Calibri" w:cs="Calibri"/>
+          <w:b/>
+          <w:sz w:val="24"/>
+          <w:szCs w:val="24"/>
+        </w:rPr>
         <w:t xml:space="preserve">PREGÃO ELETRÔNICO Nº </w:t>
       </w:r>
       <w:r>
@@ -40922,7 +41203,27 @@
           <w:sz w:val="24"/>
           <w:szCs w:val="24"/>
         </w:rPr>
-        <w:t>{{N.MODALIDADE}}</w:t>
+        <w:t>{{</w:t>
+      </w:r>
+      <w:proofErr w:type="gramStart"/>
+      <w:r>
+        <w:rPr>
+          <w:rFonts w:ascii="Calibri" w:hAnsi="Calibri" w:cs="Calibri"/>
+          <w:b/>
+          <w:sz w:val="24"/>
+          <w:szCs w:val="24"/>
+        </w:rPr>
+        <w:t>N.MODALIDADE</w:t>
+      </w:r>
+      <w:proofErr w:type="gramEnd"/>
+      <w:r>
+        <w:rPr>
+          <w:rFonts w:ascii="Calibri" w:hAnsi="Calibri" w:cs="Calibri"/>
+          <w:b/>
+          <w:sz w:val="24"/>
+          <w:szCs w:val="24"/>
+        </w:rPr>
+        <w:t>}}</w:t>
       </w:r>
     </w:p>
     <w:p>
@@ -41471,13 +41772,29 @@
         <w:t xml:space="preserve">Proc. </w:t>
       </w:r>
       <w:r>
-        <w:t>{{N.PROCESSO}}</w:t>
+        <w:t>{{</w:t>
+      </w:r>
+      <w:proofErr w:type="gramStart"/>
+      <w:r>
+        <w:t>N.PROCESSO</w:t>
+      </w:r>
+      <w:proofErr w:type="gramEnd"/>
+      <w:r>
+        <w:t>}}</w:t>
       </w:r>
       <w:r>
         <w:t xml:space="preserve"> – Pregão Eletrônico </w:t>
       </w:r>
       <w:r>
-        <w:t>{{N.MODALIDADE}}</w:t>
+        <w:t>{{</w:t>
+      </w:r>
+      <w:proofErr w:type="gramStart"/>
+      <w:r>
+        <w:t>N.MODALIDADE</w:t>
+      </w:r>
+      <w:proofErr w:type="gramEnd"/>
+      <w:r>
+        <w:t>}}</w:t>
       </w:r>
       <w:r>
         <w:t xml:space="preserve"> </w:t>
@@ -51910,8 +52227,9 @@
           <w:sz w:val="24"/>
           <w:szCs w:val="24"/>
         </w:rPr>
-        <w:t>{{N.PROCESSO}}</w:t>
-      </w:r>
+        <w:t>{{</w:t>
+      </w:r>
+      <w:proofErr w:type="gramStart"/>
       <w:r>
         <w:rPr>
           <w:rFonts w:ascii="Calibri" w:hAnsi="Calibri" w:cs="Calibri"/>
@@ -51919,7 +52237,7 @@
           <w:sz w:val="24"/>
           <w:szCs w:val="24"/>
         </w:rPr>
-        <w:t xml:space="preserve">             PREGÃO ELETRÔNIC</w:t>
+        <w:t>N.PROCESSO}}</w:t>
       </w:r>
       <w:r>
         <w:rPr>
@@ -51928,6 +52246,25 @@
           <w:sz w:val="24"/>
           <w:szCs w:val="24"/>
         </w:rPr>
+        <w:t xml:space="preserve">   </w:t>
+      </w:r>
+      <w:proofErr w:type="gramEnd"/>
+      <w:r>
+        <w:rPr>
+          <w:rFonts w:ascii="Calibri" w:hAnsi="Calibri" w:cs="Calibri"/>
+          <w:b/>
+          <w:sz w:val="24"/>
+          <w:szCs w:val="24"/>
+        </w:rPr>
+        <w:t xml:space="preserve">          PREGÃO ELETRÔNIC</w:t>
+      </w:r>
+      <w:r>
+        <w:rPr>
+          <w:rFonts w:ascii="Calibri" w:hAnsi="Calibri" w:cs="Calibri"/>
+          <w:b/>
+          <w:sz w:val="24"/>
+          <w:szCs w:val="24"/>
+        </w:rPr>
         <w:t>O</w:t>
       </w:r>
       <w:r>
@@ -51946,7 +52283,27 @@
           <w:sz w:val="24"/>
           <w:szCs w:val="24"/>
         </w:rPr>
-        <w:t>{{N.MODALIDADE}}</w:t>
+        <w:t>{{</w:t>
+      </w:r>
+      <w:proofErr w:type="gramStart"/>
+      <w:r>
+        <w:rPr>
+          <w:rFonts w:ascii="Calibri" w:hAnsi="Calibri" w:cs="Calibri"/>
+          <w:b/>
+          <w:sz w:val="24"/>
+          <w:szCs w:val="24"/>
+        </w:rPr>
+        <w:t>N.MODALIDADE</w:t>
+      </w:r>
+      <w:proofErr w:type="gramEnd"/>
+      <w:r>
+        <w:rPr>
+          <w:rFonts w:ascii="Calibri" w:hAnsi="Calibri" w:cs="Calibri"/>
+          <w:b/>
+          <w:sz w:val="24"/>
+          <w:szCs w:val="24"/>
+        </w:rPr>
+        <w:t>}}</w:t>
       </w:r>
     </w:p>
     <w:p>
@@ -53302,7 +53659,6 @@
         <w:tabs>
           <w:tab w:val="left" w:pos="0"/>
         </w:tabs>
-        <w:spacing w:before="100" w:beforeAutospacing="1"/>
         <w:rPr>
           <w:rFonts w:ascii="Calibri" w:hAnsi="Calibri" w:cs="Calibri"/>
           <w:bCs/>
@@ -53325,7 +53681,6 @@
         <w:tabs>
           <w:tab w:val="left" w:pos="0"/>
         </w:tabs>
-        <w:spacing w:before="100" w:beforeAutospacing="1"/>
         <w:rPr>
           <w:rFonts w:ascii="Calibri" w:eastAsia="Calibri" w:hAnsi="Calibri" w:cs="Calibri"/>
           <w:bCs/>
@@ -53514,7 +53869,7 @@
           <w:sz w:val="24"/>
           <w:szCs w:val="24"/>
         </w:rPr>
-        <w:t xml:space="preserve">) deve identificar as pessoas físicas que tenham concorrido para a prática do ato jurídico, na condição de ordenador da despesa; de partes contratantes; de responsáveis por ações de acompanhamento, </w:t>
+        <w:t xml:space="preserve">) deve identificar as pessoas físicas que tenham concorrido para a prática do ato jurídico, na condição de ordenador da despesa; de partes contratantes; de responsáveis por ações de acompanhamento, monitoramento e avaliação; de responsáveis por processos licitatórios; de responsáveis por </w:t>
       </w:r>
       <w:r>
         <w:rPr>
@@ -53523,7 +53878,7 @@
           <w:szCs w:val="24"/>
         </w:rPr>
         <w:lastRenderedPageBreak/>
-        <w:t>monitoramento e avaliação; de responsáveis por processos licitatórios; de responsáveis por prestações de contas; de responsáveis com atribuições previstas em atos legais ou administrativos e de interessados relacionados a processos de competência deste Tribunal. Na hipótese de prestações de contas.</w:t>
+        <w:t>prestações de contas; de responsáveis com atribuições previstas em atos legais ou administrativos e de interessados relacionados a processos de competência deste Tribunal. Na hipótese de prestações de contas.</w:t>
       </w:r>
     </w:p>
     <w:p>
@@ -53591,8 +53946,9 @@
           <w:sz w:val="24"/>
           <w:szCs w:val="24"/>
         </w:rPr>
-        <w:t>{{N.PROCESSO}}</w:t>
-      </w:r>
+        <w:t>{{</w:t>
+      </w:r>
+      <w:proofErr w:type="gramStart"/>
       <w:r>
         <w:rPr>
           <w:rFonts w:ascii="Calibri" w:hAnsi="Calibri" w:cs="Calibri"/>
@@ -53600,7 +53956,7 @@
           <w:sz w:val="24"/>
           <w:szCs w:val="24"/>
         </w:rPr>
-        <w:t xml:space="preserve">             PREGÃO ELETRÔNICO </w:t>
+        <w:t>N.PROCESSO}}</w:t>
       </w:r>
       <w:r>
         <w:rPr>
@@ -53609,7 +53965,46 @@
           <w:sz w:val="24"/>
           <w:szCs w:val="24"/>
         </w:rPr>
-        <w:t>{{N.MODALIDADE}}</w:t>
+        <w:t xml:space="preserve">   </w:t>
+      </w:r>
+      <w:proofErr w:type="gramEnd"/>
+      <w:r>
+        <w:rPr>
+          <w:rFonts w:ascii="Calibri" w:hAnsi="Calibri" w:cs="Calibri"/>
+          <w:b/>
+          <w:sz w:val="24"/>
+          <w:szCs w:val="24"/>
+        </w:rPr>
+        <w:t xml:space="preserve">          PREGÃO ELETRÔNICO </w:t>
+      </w:r>
+      <w:r>
+        <w:rPr>
+          <w:rFonts w:ascii="Calibri" w:hAnsi="Calibri" w:cs="Calibri"/>
+          <w:b/>
+          <w:sz w:val="24"/>
+          <w:szCs w:val="24"/>
+        </w:rPr>
+        <w:t>{{</w:t>
+      </w:r>
+      <w:proofErr w:type="gramStart"/>
+      <w:r>
+        <w:rPr>
+          <w:rFonts w:ascii="Calibri" w:hAnsi="Calibri" w:cs="Calibri"/>
+          <w:b/>
+          <w:sz w:val="24"/>
+          <w:szCs w:val="24"/>
+        </w:rPr>
+        <w:t>N.MODALIDADE</w:t>
+      </w:r>
+      <w:proofErr w:type="gramEnd"/>
+      <w:r>
+        <w:rPr>
+          <w:rFonts w:ascii="Calibri" w:hAnsi="Calibri" w:cs="Calibri"/>
+          <w:b/>
+          <w:sz w:val="24"/>
+          <w:szCs w:val="24"/>
+        </w:rPr>
+        <w:t>}}</w:t>
       </w:r>
     </w:p>
     <w:p>
@@ -54393,7 +54788,21 @@
       <w:rPr>
         <w:rFonts w:ascii="Calibri" w:hAnsi="Calibri" w:cs="Calibri"/>
       </w:rPr>
-      <w:t>{{N.PROCESSO}}</w:t>
+      <w:t>{{</w:t>
+    </w:r>
+    <w:proofErr w:type="gramStart"/>
+    <w:r>
+      <w:rPr>
+        <w:rFonts w:ascii="Calibri" w:hAnsi="Calibri" w:cs="Calibri"/>
+      </w:rPr>
+      <w:t>N.PROCESSO</w:t>
+    </w:r>
+    <w:proofErr w:type="gramEnd"/>
+    <w:r>
+      <w:rPr>
+        <w:rFonts w:ascii="Calibri" w:hAnsi="Calibri" w:cs="Calibri"/>
+      </w:rPr>
+      <w:t>}}</w:t>
     </w:r>
     <w:r>
       <w:rPr>
@@ -54411,7 +54820,21 @@
       <w:rPr>
         <w:rFonts w:ascii="Calibri" w:hAnsi="Calibri" w:cs="Calibri"/>
       </w:rPr>
-      <w:t>{{N.MODALIDADE}}</w:t>
+      <w:t>{{</w:t>
+    </w:r>
+    <w:proofErr w:type="gramStart"/>
+    <w:r>
+      <w:rPr>
+        <w:rFonts w:ascii="Calibri" w:hAnsi="Calibri" w:cs="Calibri"/>
+      </w:rPr>
+      <w:t>N.MODALIDADE</w:t>
+    </w:r>
+    <w:proofErr w:type="gramEnd"/>
+    <w:r>
+      <w:rPr>
+        <w:rFonts w:ascii="Calibri" w:hAnsi="Calibri" w:cs="Calibri"/>
+      </w:rPr>
+      <w:t>}}</w:t>
     </w:r>
   </w:p>
 </w:ftr>
@@ -54654,7 +55077,25 @@
         <w:b/>
         <w:sz w:val="16"/>
       </w:rPr>
-      <w:t xml:space="preserve">FONE: (17) 3693-1101/ 3693-1118  e-mail: </w:t>
+      <w:t>FONE: (17) 3693-1101/ 3693-</w:t>
+    </w:r>
+    <w:proofErr w:type="gramStart"/>
+    <w:r>
+      <w:rPr>
+        <w:rFonts w:ascii="Calibri" w:eastAsia="Calibri" w:hAnsi="Calibri"/>
+        <w:b/>
+        <w:sz w:val="16"/>
+      </w:rPr>
+      <w:t>1118  e-mail</w:t>
+    </w:r>
+    <w:proofErr w:type="gramEnd"/>
+    <w:r>
+      <w:rPr>
+        <w:rFonts w:ascii="Calibri" w:eastAsia="Calibri" w:hAnsi="Calibri"/>
+        <w:b/>
+        <w:sz w:val="16"/>
+      </w:rPr>
+      <w:t xml:space="preserve">: </w:t>
     </w:r>
     <w:r>
       <w:rPr>

--- a/modelos/Pregão xx Proc xx -  MINUTA PE 15.04.2026.docx
+++ b/modelos/Pregão xx Proc xx -  MINUTA PE 15.04.2026.docx
@@ -67,27 +67,7 @@
           <w:sz w:val="40"/>
           <w:szCs w:val="40"/>
         </w:rPr>
-        <w:t>{{</w:t>
-      </w:r>
-      <w:proofErr w:type="gramStart"/>
-      <w:r>
-        <w:rPr>
-          <w:rFonts w:ascii="Calibri" w:hAnsi="Calibri" w:cs="Calibri"/>
-          <w:iCs/>
-          <w:sz w:val="40"/>
-          <w:szCs w:val="40"/>
-        </w:rPr>
-        <w:t>N.MODALIDADE</w:t>
-      </w:r>
-      <w:proofErr w:type="gramEnd"/>
-      <w:r>
-        <w:rPr>
-          <w:rFonts w:ascii="Calibri" w:hAnsi="Calibri" w:cs="Calibri"/>
-          <w:iCs/>
-          <w:sz w:val="40"/>
-          <w:szCs w:val="40"/>
-        </w:rPr>
-        <w:t>}}</w:t>
+        <w:t>{{N.MODALIDADE}}</w:t>
       </w:r>
     </w:p>
     <w:p>
@@ -787,18 +767,10 @@
       <w:bookmarkStart w:id="1" w:name="_Toc216938896"/>
       <w:r>
         <w:lastRenderedPageBreak/>
-        <w:t>{{MINUTA DE</w:t>
-      </w:r>
-      <w:proofErr w:type="gramStart"/>
-      <w:r>
-        <w:t>}}</w:t>
-      </w:r>
-      <w:r>
-        <w:t>EDITAL</w:t>
-      </w:r>
-      <w:proofErr w:type="gramEnd"/>
-      <w:r>
-        <w:t xml:space="preserve"> DE LICITAÇÃO</w:t>
+        <w:t>{{MINUTA DE}}</w:t>
+      </w:r>
+      <w:r>
+        <w:t>EDITAL DE LICITAÇÃO</w:t>
       </w:r>
       <w:bookmarkEnd w:id="1"/>
     </w:p>
@@ -850,25 +822,7 @@
           <w:sz w:val="24"/>
           <w:szCs w:val="24"/>
         </w:rPr>
-        <w:t>{{</w:t>
-      </w:r>
-      <w:proofErr w:type="gramStart"/>
-      <w:r>
-        <w:rPr>
-          <w:rFonts w:ascii="Calibri" w:hAnsi="Calibri" w:cs="Calibri"/>
-          <w:sz w:val="24"/>
-          <w:szCs w:val="24"/>
-        </w:rPr>
-        <w:t>N.PROCESSO</w:t>
-      </w:r>
-      <w:proofErr w:type="gramEnd"/>
-      <w:r>
-        <w:rPr>
-          <w:rFonts w:ascii="Calibri" w:hAnsi="Calibri" w:cs="Calibri"/>
-          <w:sz w:val="24"/>
-          <w:szCs w:val="24"/>
-        </w:rPr>
-        <w:t>}}</w:t>
+        <w:t>{{N.PROCESSO}}</w:t>
       </w:r>
     </w:p>
     <w:p>
@@ -940,25 +894,7 @@
           <w:sz w:val="24"/>
           <w:szCs w:val="24"/>
         </w:rPr>
-        <w:t>{{</w:t>
-      </w:r>
-      <w:proofErr w:type="gramStart"/>
-      <w:r>
-        <w:rPr>
-          <w:rFonts w:ascii="Calibri" w:hAnsi="Calibri" w:cs="Calibri"/>
-          <w:sz w:val="24"/>
-          <w:szCs w:val="24"/>
-        </w:rPr>
-        <w:t>N.MODALIDADE</w:t>
-      </w:r>
-      <w:proofErr w:type="gramEnd"/>
-      <w:r>
-        <w:rPr>
-          <w:rFonts w:ascii="Calibri" w:hAnsi="Calibri" w:cs="Calibri"/>
-          <w:sz w:val="24"/>
-          <w:szCs w:val="24"/>
-        </w:rPr>
-        <w:t>}}</w:t>
+        <w:t>{{N.MODALIDADE}}</w:t>
       </w:r>
     </w:p>
     <w:p>
@@ -5468,21 +5404,7 @@
         <w:rPr>
           <w:rFonts w:eastAsiaTheme="minorEastAsia"/>
         </w:rPr>
-        <w:t xml:space="preserve">Os licitantes e </w:t>
-      </w:r>
-      <w:proofErr w:type="spellStart"/>
-      <w:r>
-        <w:rPr>
-          <w:rFonts w:eastAsiaTheme="minorEastAsia"/>
-        </w:rPr>
-        <w:t>esta</w:t>
-      </w:r>
-      <w:proofErr w:type="spellEnd"/>
-      <w:r>
-        <w:rPr>
-          <w:rFonts w:eastAsiaTheme="minorEastAsia"/>
-        </w:rPr>
-        <w:t xml:space="preserve"> prefeitura cooperarão entre si no cumprimento das obrigações referentes ao exercício dos direitos dos Titulares previstos na LGPD e nas Leis e Regulamentos de Proteção de Dados em vigor e no atendimento de requisições e determinações do Poder Judiciário, Ministério Público, órgãos de controle administrativo etc.</w:t>
+        <w:t>Os licitantes e esta prefeitura cooperarão entre si no cumprimento das obrigações referentes ao exercício dos direitos dos Titulares previstos na LGPD e nas Leis e Regulamentos de Proteção de Dados em vigor e no atendimento de requisições e determinações do Poder Judiciário, Ministério Público, órgãos de controle administrativo etc.</w:t>
       </w:r>
     </w:p>
     <w:p>
@@ -6728,13 +6650,8 @@
         <w:t>Os licitantes encaminharão, exclusivamente por meio do sistema</w:t>
       </w:r>
       <w:r>
-        <w:t xml:space="preserve"> </w:t>
-      </w:r>
-      <w:proofErr w:type="spellStart"/>
-      <w:r>
-        <w:t>BLLCompras</w:t>
-      </w:r>
-      <w:proofErr w:type="spellEnd"/>
+        <w:t xml:space="preserve"> BLLCompras</w:t>
+      </w:r>
       <w:r>
         <w:t xml:space="preserve"> (</w:t>
       </w:r>
@@ -8252,25 +8169,7 @@
           <w:sz w:val="24"/>
           <w:szCs w:val="24"/>
         </w:rPr>
-        <w:t xml:space="preserve"> Certidão da Junta Comercial comprovando Enquadramento – ME ou EPP ou Equiparadas, registrada na Junta Comercial na forma do Art. 8º. </w:t>
-      </w:r>
-      <w:proofErr w:type="spellStart"/>
-      <w:r>
-        <w:rPr>
-          <w:rFonts w:ascii="Calibri" w:hAnsi="Calibri" w:cs="Calibri"/>
-          <w:sz w:val="24"/>
-          <w:szCs w:val="24"/>
-        </w:rPr>
-        <w:t>da</w:t>
-      </w:r>
-      <w:proofErr w:type="spellEnd"/>
-      <w:r>
-        <w:rPr>
-          <w:rFonts w:ascii="Calibri" w:hAnsi="Calibri" w:cs="Calibri"/>
-          <w:sz w:val="24"/>
-          <w:szCs w:val="24"/>
-        </w:rPr>
-        <w:t xml:space="preserve"> IN 103/2007 do DNRC,</w:t>
+        <w:t xml:space="preserve"> Certidão da Junta Comercial comprovando Enquadramento – ME ou EPP ou Equiparadas, registrada na Junta Comercial na forma do Art. 8º. da IN 103/2007 do DNRC,</w:t>
       </w:r>
       <w:bookmarkStart w:id="22" w:name="_Hlk179359919"/>
       <w:r>
@@ -18802,15 +18701,7 @@
         <w:t xml:space="preserve"> ou serviço executado</w:t>
       </w:r>
       <w:r>
-        <w:t xml:space="preserve">, sendo formalizado </w:t>
-      </w:r>
-      <w:proofErr w:type="spellStart"/>
-      <w:r>
-        <w:t>por</w:t>
-      </w:r>
-      <w:proofErr w:type="spellEnd"/>
-      <w:r>
-        <w:t xml:space="preserve"> termo circunstanciado de recebimento definitivo. </w:t>
+        <w:t xml:space="preserve">, sendo formalizado por termo circunstanciado de recebimento definitivo. </w:t>
       </w:r>
     </w:p>
     <w:p>
@@ -22943,23 +22834,7 @@
         <w:t>á</w:t>
       </w:r>
       <w:r>
-        <w:t>, no prazo máximo 15 (quinze) dias úteis, contado da data de aplicação da sanção, informar e manter atualizados os dados relativos às sanções por eles aplicadas, para fins de publicidade no Cadastro Nacional de Empresas Inidôneas e Suspensas (</w:t>
-      </w:r>
-      <w:proofErr w:type="spellStart"/>
-      <w:r>
-        <w:t>Ceis</w:t>
-      </w:r>
-      <w:proofErr w:type="spellEnd"/>
-      <w:r>
-        <w:t>) e no Cadastro Nacional de Empresas Punidas (</w:t>
-      </w:r>
-      <w:proofErr w:type="spellStart"/>
-      <w:r>
-        <w:t>Cnep</w:t>
-      </w:r>
-      <w:proofErr w:type="spellEnd"/>
-      <w:r>
-        <w:t>), instituídos no âmbito do Poder Executivo federal.</w:t>
+        <w:t>, no prazo máximo 15 (quinze) dias úteis, contado da data de aplicação da sanção, informar e manter atualizados os dados relativos às sanções por eles aplicadas, para fins de publicidade no Cadastro Nacional de Empresas Inidôneas e Suspensas (Ceis) e no Cadastro Nacional de Empresas Punidas (Cnep), instituídos no âmbito do Poder Executivo federal.</w:t>
       </w:r>
     </w:p>
     <w:p>
@@ -25844,25 +25719,7 @@
           <w:sz w:val="24"/>
           <w:szCs w:val="24"/>
         </w:rPr>
-        <w:t>{{</w:t>
-      </w:r>
-      <w:proofErr w:type="gramStart"/>
-      <w:r>
-        <w:rPr>
-          <w:rFonts w:ascii="Calibri" w:hAnsi="Calibri" w:cs="Calibri"/>
-          <w:sz w:val="24"/>
-          <w:szCs w:val="24"/>
-        </w:rPr>
-        <w:t>N.PROCESSO</w:t>
-      </w:r>
-      <w:proofErr w:type="gramEnd"/>
-      <w:r>
-        <w:rPr>
-          <w:rFonts w:ascii="Calibri" w:hAnsi="Calibri" w:cs="Calibri"/>
-          <w:sz w:val="24"/>
-          <w:szCs w:val="24"/>
-        </w:rPr>
-        <w:t>}}</w:t>
+        <w:t>{{N.PROCESSO}}</w:t>
       </w:r>
     </w:p>
     <w:p>
@@ -25927,16 +25784,7 @@
           <w:sz w:val="24"/>
           <w:szCs w:val="24"/>
         </w:rPr>
-        <w:t>{{</w:t>
-      </w:r>
-      <w:proofErr w:type="gramStart"/>
-      <w:r>
-        <w:rPr>
-          <w:rFonts w:ascii="Calibri" w:hAnsi="Calibri" w:cs="Calibri"/>
-          <w:sz w:val="24"/>
-          <w:szCs w:val="24"/>
-        </w:rPr>
-        <w:t>N</w:t>
+        <w:t>{{N</w:t>
       </w:r>
       <w:r>
         <w:rPr>
@@ -25952,16 +25800,7 @@
           <w:sz w:val="24"/>
           <w:szCs w:val="24"/>
         </w:rPr>
-        <w:t>MODALIDADE</w:t>
-      </w:r>
-      <w:proofErr w:type="gramEnd"/>
-      <w:r>
-        <w:rPr>
-          <w:rFonts w:ascii="Calibri" w:hAnsi="Calibri" w:cs="Calibri"/>
-          <w:sz w:val="24"/>
-          <w:szCs w:val="24"/>
-        </w:rPr>
-        <w:t>}}</w:t>
+        <w:t>MODALIDADE}}</w:t>
       </w:r>
     </w:p>
     <w:p>
@@ -27383,7 +27222,6 @@
           <w:szCs w:val="24"/>
         </w:rPr>
       </w:pPr>
-      <w:proofErr w:type="spellStart"/>
       <w:r>
         <w:rPr>
           <w:rFonts w:ascii="Calibri" w:hAnsi="Calibri" w:cs="Calibri"/>
@@ -27392,40 +27230,7 @@
           <w:sz w:val="24"/>
           <w:szCs w:val="24"/>
         </w:rPr>
-        <w:t>Obs</w:t>
-      </w:r>
-      <w:proofErr w:type="spellEnd"/>
-      <w:r>
-        <w:rPr>
-          <w:rFonts w:ascii="Calibri" w:hAnsi="Calibri" w:cs="Calibri"/>
-          <w:b/>
-          <w:bCs/>
-          <w:sz w:val="24"/>
-          <w:szCs w:val="24"/>
-        </w:rPr>
-        <w:t>: esta proposta deverá ser preenchida em papel timbrado da empresa proponente e assinada pelo(s) seu(s) representante(s) legal(</w:t>
-      </w:r>
-      <w:proofErr w:type="spellStart"/>
-      <w:r>
-        <w:rPr>
-          <w:rFonts w:ascii="Calibri" w:hAnsi="Calibri" w:cs="Calibri"/>
-          <w:b/>
-          <w:bCs/>
-          <w:sz w:val="24"/>
-          <w:szCs w:val="24"/>
-        </w:rPr>
-        <w:t>is</w:t>
-      </w:r>
-      <w:proofErr w:type="spellEnd"/>
-      <w:r>
-        <w:rPr>
-          <w:rFonts w:ascii="Calibri" w:hAnsi="Calibri" w:cs="Calibri"/>
-          <w:b/>
-          <w:bCs/>
-          <w:sz w:val="24"/>
-          <w:szCs w:val="24"/>
-        </w:rPr>
-        <w:t>) e/ou procurador(es) devidamente habilitado(s).</w:t>
+        <w:t>Obs: esta proposta deverá ser preenchida em papel timbrado da empresa proponente e assinada pelo(s) seu(s) representante(s) legal(is) e/ou procurador(es) devidamente habilitado(s).</w:t>
       </w:r>
     </w:p>
     <w:p>
@@ -27587,25 +27392,7 @@
           <w:sz w:val="24"/>
           <w:szCs w:val="24"/>
         </w:rPr>
-        <w:t>{{</w:t>
-      </w:r>
-      <w:proofErr w:type="gramStart"/>
-      <w:r>
-        <w:rPr>
-          <w:rFonts w:ascii="Calibri" w:hAnsi="Calibri" w:cs="Calibri"/>
-          <w:sz w:val="24"/>
-          <w:szCs w:val="24"/>
-        </w:rPr>
-        <w:t>N.PROCESSO</w:t>
-      </w:r>
-      <w:proofErr w:type="gramEnd"/>
-      <w:r>
-        <w:rPr>
-          <w:rFonts w:ascii="Calibri" w:hAnsi="Calibri" w:cs="Calibri"/>
-          <w:sz w:val="24"/>
-          <w:szCs w:val="24"/>
-        </w:rPr>
-        <w:t>}}</w:t>
+        <w:t>{{N.PROCESSO}}</w:t>
       </w:r>
     </w:p>
     <w:p>
@@ -27670,25 +27457,7 @@
           <w:sz w:val="24"/>
           <w:szCs w:val="24"/>
         </w:rPr>
-        <w:t>{{</w:t>
-      </w:r>
-      <w:proofErr w:type="gramStart"/>
-      <w:r>
-        <w:rPr>
-          <w:rFonts w:ascii="Calibri" w:hAnsi="Calibri" w:cs="Calibri"/>
-          <w:sz w:val="24"/>
-          <w:szCs w:val="24"/>
-        </w:rPr>
-        <w:t>N.MODALIDADE</w:t>
-      </w:r>
-      <w:proofErr w:type="gramEnd"/>
-      <w:r>
-        <w:rPr>
-          <w:rFonts w:ascii="Calibri" w:hAnsi="Calibri" w:cs="Calibri"/>
-          <w:sz w:val="24"/>
-          <w:szCs w:val="24"/>
-        </w:rPr>
-        <w:t>}}</w:t>
+        <w:t>{{N.MODALIDADE}}</w:t>
       </w:r>
     </w:p>
     <w:p>
@@ -29082,19 +28851,22 @@
           <w:sz w:val="24"/>
           <w:szCs w:val="24"/>
         </w:rPr>
-        <w:t>{{</w:t>
-      </w:r>
-      <w:proofErr w:type="gramStart"/>
-      <w:r>
+        <w:t>{{N.PROCESSO}}</w:t>
+      </w:r>
+    </w:p>
+    <w:p>
+      <w:pPr>
+        <w:tabs>
+          <w:tab w:val="left" w:pos="0"/>
+        </w:tabs>
+        <w:jc w:val="both"/>
         <w:rPr>
           <w:rFonts w:ascii="Calibri" w:hAnsi="Calibri" w:cs="Calibri"/>
           <w:b/>
           <w:sz w:val="24"/>
           <w:szCs w:val="24"/>
         </w:rPr>
-        <w:t>N.PROCESSO</w:t>
-      </w:r>
-      <w:proofErr w:type="gramEnd"/>
+      </w:pPr>
       <w:r>
         <w:rPr>
           <w:rFonts w:ascii="Calibri" w:hAnsi="Calibri" w:cs="Calibri"/>
@@ -29102,59 +28874,16 @@
           <w:sz w:val="24"/>
           <w:szCs w:val="24"/>
         </w:rPr>
-        <w:t>}}</w:t>
-      </w:r>
-    </w:p>
-    <w:p>
-      <w:pPr>
-        <w:tabs>
-          <w:tab w:val="left" w:pos="0"/>
-        </w:tabs>
-        <w:jc w:val="both"/>
+        <w:t xml:space="preserve">PREGÃO ELETRÔNICO Nº </w:t>
+      </w:r>
+      <w:r>
         <w:rPr>
           <w:rFonts w:ascii="Calibri" w:hAnsi="Calibri" w:cs="Calibri"/>
           <w:b/>
           <w:sz w:val="24"/>
           <w:szCs w:val="24"/>
         </w:rPr>
-      </w:pPr>
-      <w:r>
-        <w:rPr>
-          <w:rFonts w:ascii="Calibri" w:hAnsi="Calibri" w:cs="Calibri"/>
-          <w:b/>
-          <w:sz w:val="24"/>
-          <w:szCs w:val="24"/>
-        </w:rPr>
-        <w:t xml:space="preserve">PREGÃO ELETRÔNICO Nº </w:t>
-      </w:r>
-      <w:r>
-        <w:rPr>
-          <w:rFonts w:ascii="Calibri" w:hAnsi="Calibri" w:cs="Calibri"/>
-          <w:b/>
-          <w:sz w:val="24"/>
-          <w:szCs w:val="24"/>
-        </w:rPr>
-        <w:t>{{</w:t>
-      </w:r>
-      <w:proofErr w:type="gramStart"/>
-      <w:r>
-        <w:rPr>
-          <w:rFonts w:ascii="Calibri" w:hAnsi="Calibri" w:cs="Calibri"/>
-          <w:b/>
-          <w:sz w:val="24"/>
-          <w:szCs w:val="24"/>
-        </w:rPr>
-        <w:t>N.MODALIDADE</w:t>
-      </w:r>
-      <w:proofErr w:type="gramEnd"/>
-      <w:r>
-        <w:rPr>
-          <w:rFonts w:ascii="Calibri" w:hAnsi="Calibri" w:cs="Calibri"/>
-          <w:b/>
-          <w:sz w:val="24"/>
-          <w:szCs w:val="24"/>
-        </w:rPr>
-        <w:t>}}</w:t>
+        <w:t>{{N.MODALIDADE}}</w:t>
       </w:r>
     </w:p>
     <w:p>
@@ -29679,29 +29408,13 @@
         <w:t xml:space="preserve">Proc. </w:t>
       </w:r>
       <w:r>
-        <w:t>{{</w:t>
-      </w:r>
-      <w:proofErr w:type="gramStart"/>
-      <w:r>
-        <w:t>N.PROCESSO</w:t>
-      </w:r>
-      <w:proofErr w:type="gramEnd"/>
-      <w:r>
-        <w:t>}}</w:t>
+        <w:t>{{N.PROCESSO}}</w:t>
       </w:r>
       <w:r>
         <w:t xml:space="preserve"> – Pregão Eletrônico </w:t>
       </w:r>
       <w:r>
-        <w:t>{{</w:t>
-      </w:r>
-      <w:proofErr w:type="gramStart"/>
-      <w:r>
-        <w:t>N.MODALIDADE</w:t>
-      </w:r>
-      <w:proofErr w:type="gramEnd"/>
-      <w:r>
-        <w:t>}}</w:t>
+        <w:t>{{N.MODALIDADE}}</w:t>
       </w:r>
       <w:r>
         <w:t xml:space="preserve"> </w:t>
@@ -32243,7 +31956,13 @@
         <w:ind w:left="0" w:firstLine="0"/>
       </w:pPr>
       <w:r>
-        <w:t xml:space="preserve">Os produtos/serviços rejeitados deverão ser substituídos pela Contratada no prazo máximo de 05 (cinco) dias úteis, contado da notificação formal, sem ônus adicional para a Administração, sob pena de aplicação das sanções administrativas cabíveis. </w:t>
+        <w:t xml:space="preserve">Os produtos/serviços rejeitados deverão ser substituídos pela Contratada no prazo máximo de </w:t>
+      </w:r>
+      <w:r>
+        <w:t>{{PRAZO DEVOLUCAO}}</w:t>
+      </w:r>
+      <w:r>
+        <w:t xml:space="preserve"> dias úteis, contado da notificação formal, sem ônus adicional para a Administração, sob pena de aplicação das sanções administrativas cabíveis. </w:t>
       </w:r>
     </w:p>
     <w:p>
@@ -32273,15 +31992,7 @@
         <w:ind w:left="0" w:firstLine="0"/>
       </w:pPr>
       <w:r>
-        <w:t xml:space="preserve">O recebimento definitivo ocorrerá em até 03 (três) dias úteis após o recebimento provisório, mediante verificação da qualidade, quantidade e conformidade do material entregue ou serviço executado, sendo formalizado </w:t>
-      </w:r>
-      <w:proofErr w:type="spellStart"/>
-      <w:r>
-        <w:t>por</w:t>
-      </w:r>
-      <w:proofErr w:type="spellEnd"/>
-      <w:r>
-        <w:t xml:space="preserve"> termo circunstanciado de recebimento definitivo. </w:t>
+        <w:t xml:space="preserve">O recebimento definitivo ocorrerá em até 03 (três) dias úteis após o recebimento provisório, mediante verificação da qualidade, quantidade e conformidade do material entregue ou serviço executado, sendo formalizado por termo circunstanciado de recebimento definitivo. </w:t>
       </w:r>
     </w:p>
     <w:p>
@@ -35626,23 +35337,7 @@
         <w:t xml:space="preserve">A Prefeitura Municipal deverá, no prazo máximo 15 (quinze) dias úteis, contado da data de aplicação da </w:t>
       </w:r>
       <w:r>
-        <w:t>sanção, informar e manter atualizados os dados relativos às sanções por eles aplicadas, para fins de publicidade no Cadastro Nacional de Empresas Inidôneas e Suspensas (</w:t>
-      </w:r>
-      <w:proofErr w:type="spellStart"/>
-      <w:r>
-        <w:t>Ceis</w:t>
-      </w:r>
-      <w:proofErr w:type="spellEnd"/>
-      <w:r>
-        <w:t>) e no Cadastro Nacional de Empresas Punidas (</w:t>
-      </w:r>
-      <w:proofErr w:type="spellStart"/>
-      <w:r>
-        <w:t>Cnep</w:t>
-      </w:r>
-      <w:proofErr w:type="spellEnd"/>
-      <w:r>
-        <w:t>), instituídos no âmbito do Poder Executivo federal.</w:t>
+        <w:t>sanção, informar e manter atualizados os dados relativos às sanções por eles aplicadas, para fins de publicidade no Cadastro Nacional de Empresas Inidôneas e Suspensas (Ceis) e no Cadastro Nacional de Empresas Punidas (Cnep), instituídos no âmbito do Poder Executivo federal.</w:t>
       </w:r>
     </w:p>
     <w:p>
@@ -38623,9 +38318,8 @@
           <w:sz w:val="24"/>
           <w:szCs w:val="24"/>
         </w:rPr>
-        <w:t>{{</w:t>
-      </w:r>
-      <w:proofErr w:type="gramStart"/>
+        <w:t>{{N.PROCESSO}}</w:t>
+      </w:r>
       <w:r>
         <w:rPr>
           <w:rFonts w:ascii="Calibri" w:hAnsi="Calibri" w:cs="Calibri"/>
@@ -38633,7 +38327,7 @@
           <w:sz w:val="24"/>
           <w:szCs w:val="24"/>
         </w:rPr>
-        <w:t>N.PROCESSO}}</w:t>
+        <w:t xml:space="preserve">             PREGÃO ELETRÔNIC</w:t>
       </w:r>
       <w:r>
         <w:rPr>
@@ -38642,9 +38336,8 @@
           <w:sz w:val="24"/>
           <w:szCs w:val="24"/>
         </w:rPr>
-        <w:t xml:space="preserve">   </w:t>
-      </w:r>
-      <w:proofErr w:type="gramEnd"/>
+        <w:t>O</w:t>
+      </w:r>
       <w:r>
         <w:rPr>
           <w:rFonts w:ascii="Calibri" w:hAnsi="Calibri" w:cs="Calibri"/>
@@ -38652,7 +38345,7 @@
           <w:sz w:val="24"/>
           <w:szCs w:val="24"/>
         </w:rPr>
-        <w:t xml:space="preserve">          PREGÃO ELETRÔNIC</w:t>
+        <w:t xml:space="preserve"> </w:t>
       </w:r>
       <w:r>
         <w:rPr>
@@ -38661,45 +38354,7 @@
           <w:sz w:val="24"/>
           <w:szCs w:val="24"/>
         </w:rPr>
-        <w:t>O</w:t>
-      </w:r>
-      <w:r>
-        <w:rPr>
-          <w:rFonts w:ascii="Calibri" w:hAnsi="Calibri" w:cs="Calibri"/>
-          <w:b/>
-          <w:sz w:val="24"/>
-          <w:szCs w:val="24"/>
-        </w:rPr>
-        <w:t xml:space="preserve"> </w:t>
-      </w:r>
-      <w:r>
-        <w:rPr>
-          <w:rFonts w:ascii="Calibri" w:hAnsi="Calibri" w:cs="Calibri"/>
-          <w:b/>
-          <w:sz w:val="24"/>
-          <w:szCs w:val="24"/>
-        </w:rPr>
-        <w:t>{{</w:t>
-      </w:r>
-      <w:proofErr w:type="gramStart"/>
-      <w:r>
-        <w:rPr>
-          <w:rFonts w:ascii="Calibri" w:hAnsi="Calibri" w:cs="Calibri"/>
-          <w:b/>
-          <w:sz w:val="24"/>
-          <w:szCs w:val="24"/>
-        </w:rPr>
-        <w:t>N.MODALIDADE</w:t>
-      </w:r>
-      <w:proofErr w:type="gramEnd"/>
-      <w:r>
-        <w:rPr>
-          <w:rFonts w:ascii="Calibri" w:hAnsi="Calibri" w:cs="Calibri"/>
-          <w:b/>
-          <w:sz w:val="24"/>
-          <w:szCs w:val="24"/>
-        </w:rPr>
-        <w:t>}}</w:t>
+        <w:t>{{N.MODALIDADE}}</w:t>
       </w:r>
     </w:p>
     <w:p>
@@ -39142,43 +38797,7 @@
           <w:sz w:val="24"/>
           <w:szCs w:val="24"/>
         </w:rPr>
-        <w:t xml:space="preserve">as informações pessoais dos responsáveis pela contratante e interessados estão cadastradas no módulo eletrônico do “Cadastro Corporativo TCESP – </w:t>
-      </w:r>
-      <w:proofErr w:type="spellStart"/>
-      <w:r>
-        <w:rPr>
-          <w:rFonts w:ascii="Calibri" w:hAnsi="Calibri" w:cs="Calibri"/>
-          <w:sz w:val="24"/>
-          <w:szCs w:val="24"/>
-        </w:rPr>
-        <w:t>CadTCESP</w:t>
-      </w:r>
-      <w:proofErr w:type="spellEnd"/>
-      <w:r>
-        <w:rPr>
-          <w:rFonts w:ascii="Calibri" w:hAnsi="Calibri" w:cs="Calibri"/>
-          <w:sz w:val="24"/>
-          <w:szCs w:val="24"/>
-        </w:rPr>
-        <w:t>”, nos termos previstos no Artigo 2º das Instruções nº01/2020, conforme “Declaração(</w:t>
-      </w:r>
-      <w:proofErr w:type="spellStart"/>
-      <w:r>
-        <w:rPr>
-          <w:rFonts w:ascii="Calibri" w:hAnsi="Calibri" w:cs="Calibri"/>
-          <w:sz w:val="24"/>
-          <w:szCs w:val="24"/>
-        </w:rPr>
-        <w:t>ões</w:t>
-      </w:r>
-      <w:proofErr w:type="spellEnd"/>
-      <w:r>
-        <w:rPr>
-          <w:rFonts w:ascii="Calibri" w:hAnsi="Calibri" w:cs="Calibri"/>
-          <w:sz w:val="24"/>
-          <w:szCs w:val="24"/>
-        </w:rPr>
-        <w:t>) de Atualização Cadastral” anexa (s);</w:t>
+        <w:t>as informações pessoais dos responsáveis pela contratante e interessados estão cadastradas no módulo eletrônico do “Cadastro Corporativo TCESP – CadTCESP”, nos termos previstos no Artigo 2º das Instruções nº01/2020, conforme “Declaração(ões) de Atualização Cadastral” anexa (s);</w:t>
       </w:r>
     </w:p>
     <w:p>
@@ -40243,25 +39862,7 @@
           <w:sz w:val="24"/>
           <w:szCs w:val="24"/>
         </w:rPr>
-        <w:t>(*) - O Termo de Ciência e Notificação e/ou Cadastro do(s) Responsável(</w:t>
-      </w:r>
-      <w:proofErr w:type="spellStart"/>
-      <w:r>
-        <w:rPr>
-          <w:rFonts w:ascii="Calibri" w:hAnsi="Calibri" w:cs="Calibri"/>
-          <w:sz w:val="24"/>
-          <w:szCs w:val="24"/>
-        </w:rPr>
-        <w:t>is</w:t>
-      </w:r>
-      <w:proofErr w:type="spellEnd"/>
-      <w:r>
-        <w:rPr>
-          <w:rFonts w:ascii="Calibri" w:hAnsi="Calibri" w:cs="Calibri"/>
-          <w:sz w:val="24"/>
-          <w:szCs w:val="24"/>
-        </w:rPr>
-        <w:t xml:space="preserve">) deve identificar as pessoas físicas que tenham concorrido para a prática do ato jurídico, na condição de ordenador da despesa; de partes contratantes; de responsáveis por ações de acompanhamento, </w:t>
+        <w:t xml:space="preserve">(*) - O Termo de Ciência e Notificação e/ou Cadastro do(s) Responsável(is) deve identificar as pessoas físicas que tenham concorrido para a prática do ato jurídico, na condição de ordenador da despesa; de partes contratantes; de responsáveis por ações de acompanhamento, </w:t>
       </w:r>
       <w:r>
         <w:rPr>
@@ -40338,9 +39939,26 @@
           <w:sz w:val="24"/>
           <w:szCs w:val="24"/>
         </w:rPr>
+        <w:t>{{N.PROCESSO}}</w:t>
+      </w:r>
+      <w:r>
+        <w:rPr>
+          <w:rFonts w:ascii="Calibri" w:hAnsi="Calibri" w:cs="Calibri"/>
+          <w:b/>
+          <w:sz w:val="24"/>
+          <w:szCs w:val="24"/>
+        </w:rPr>
+        <w:t xml:space="preserve">             PREGÃO ELETRÔNICO </w:t>
+      </w:r>
+      <w:r>
+        <w:rPr>
+          <w:rFonts w:ascii="Calibri" w:hAnsi="Calibri" w:cs="Calibri"/>
+          <w:b/>
+          <w:sz w:val="24"/>
+          <w:szCs w:val="24"/>
+        </w:rPr>
         <w:t>{{</w:t>
       </w:r>
-      <w:proofErr w:type="gramStart"/>
       <w:r>
         <w:rPr>
           <w:rFonts w:ascii="Calibri" w:hAnsi="Calibri" w:cs="Calibri"/>
@@ -40348,55 +39966,7 @@
           <w:sz w:val="24"/>
           <w:szCs w:val="24"/>
         </w:rPr>
-        <w:t>N.PROCESSO}}</w:t>
-      </w:r>
-      <w:r>
-        <w:rPr>
-          <w:rFonts w:ascii="Calibri" w:hAnsi="Calibri" w:cs="Calibri"/>
-          <w:b/>
-          <w:sz w:val="24"/>
-          <w:szCs w:val="24"/>
-        </w:rPr>
-        <w:t xml:space="preserve">   </w:t>
-      </w:r>
-      <w:proofErr w:type="gramEnd"/>
-      <w:r>
-        <w:rPr>
-          <w:rFonts w:ascii="Calibri" w:hAnsi="Calibri" w:cs="Calibri"/>
-          <w:b/>
-          <w:sz w:val="24"/>
-          <w:szCs w:val="24"/>
-        </w:rPr>
-        <w:t xml:space="preserve">          PREGÃO ELETRÔNICO </w:t>
-      </w:r>
-      <w:r>
-        <w:rPr>
-          <w:rFonts w:ascii="Calibri" w:hAnsi="Calibri" w:cs="Calibri"/>
-          <w:b/>
-          <w:sz w:val="24"/>
-          <w:szCs w:val="24"/>
-        </w:rPr>
-        <w:t>{{</w:t>
-      </w:r>
-      <w:proofErr w:type="gramStart"/>
-      <w:r>
-        <w:rPr>
-          <w:rFonts w:ascii="Calibri" w:hAnsi="Calibri" w:cs="Calibri"/>
-          <w:b/>
-          <w:sz w:val="24"/>
-          <w:szCs w:val="24"/>
-        </w:rPr>
-        <w:t>N.MODALIDADE</w:t>
-      </w:r>
-      <w:proofErr w:type="gramEnd"/>
-      <w:r>
-        <w:rPr>
-          <w:rFonts w:ascii="Calibri" w:hAnsi="Calibri" w:cs="Calibri"/>
-          <w:b/>
-          <w:sz w:val="24"/>
-          <w:szCs w:val="24"/>
-        </w:rPr>
-        <w:t>}}</w:t>
+        <w:t>N.MODALIDADE}}</w:t>
       </w:r>
     </w:p>
     <w:p>
@@ -41151,19 +40721,22 @@
           <w:sz w:val="24"/>
           <w:szCs w:val="24"/>
         </w:rPr>
-        <w:t>{{</w:t>
-      </w:r>
-      <w:proofErr w:type="gramStart"/>
-      <w:r>
+        <w:t>{{N.PROCESSO}}</w:t>
+      </w:r>
+    </w:p>
+    <w:p>
+      <w:pPr>
+        <w:tabs>
+          <w:tab w:val="left" w:pos="0"/>
+        </w:tabs>
+        <w:jc w:val="both"/>
         <w:rPr>
           <w:rFonts w:ascii="Calibri" w:hAnsi="Calibri" w:cs="Calibri"/>
           <w:b/>
           <w:sz w:val="24"/>
           <w:szCs w:val="24"/>
         </w:rPr>
-        <w:t>N.PROCESSO</w:t>
-      </w:r>
-      <w:proofErr w:type="gramEnd"/>
+      </w:pPr>
       <w:r>
         <w:rPr>
           <w:rFonts w:ascii="Calibri" w:hAnsi="Calibri" w:cs="Calibri"/>
@@ -41171,59 +40744,16 @@
           <w:sz w:val="24"/>
           <w:szCs w:val="24"/>
         </w:rPr>
-        <w:t>}}</w:t>
-      </w:r>
-    </w:p>
-    <w:p>
-      <w:pPr>
-        <w:tabs>
-          <w:tab w:val="left" w:pos="0"/>
-        </w:tabs>
-        <w:jc w:val="both"/>
+        <w:t xml:space="preserve">PREGÃO ELETRÔNICO Nº </w:t>
+      </w:r>
+      <w:r>
         <w:rPr>
           <w:rFonts w:ascii="Calibri" w:hAnsi="Calibri" w:cs="Calibri"/>
           <w:b/>
           <w:sz w:val="24"/>
           <w:szCs w:val="24"/>
         </w:rPr>
-      </w:pPr>
-      <w:r>
-        <w:rPr>
-          <w:rFonts w:ascii="Calibri" w:hAnsi="Calibri" w:cs="Calibri"/>
-          <w:b/>
-          <w:sz w:val="24"/>
-          <w:szCs w:val="24"/>
-        </w:rPr>
-        <w:t xml:space="preserve">PREGÃO ELETRÔNICO Nº </w:t>
-      </w:r>
-      <w:r>
-        <w:rPr>
-          <w:rFonts w:ascii="Calibri" w:hAnsi="Calibri" w:cs="Calibri"/>
-          <w:b/>
-          <w:sz w:val="24"/>
-          <w:szCs w:val="24"/>
-        </w:rPr>
-        <w:t>{{</w:t>
-      </w:r>
-      <w:proofErr w:type="gramStart"/>
-      <w:r>
-        <w:rPr>
-          <w:rFonts w:ascii="Calibri" w:hAnsi="Calibri" w:cs="Calibri"/>
-          <w:b/>
-          <w:sz w:val="24"/>
-          <w:szCs w:val="24"/>
-        </w:rPr>
-        <w:t>N.MODALIDADE</w:t>
-      </w:r>
-      <w:proofErr w:type="gramEnd"/>
-      <w:r>
-        <w:rPr>
-          <w:rFonts w:ascii="Calibri" w:hAnsi="Calibri" w:cs="Calibri"/>
-          <w:b/>
-          <w:sz w:val="24"/>
-          <w:szCs w:val="24"/>
-        </w:rPr>
-        <w:t>}}</w:t>
+        <w:t>{{N.MODALIDADE}}</w:t>
       </w:r>
     </w:p>
     <w:p>
@@ -41772,29 +41302,13 @@
         <w:t xml:space="preserve">Proc. </w:t>
       </w:r>
       <w:r>
-        <w:t>{{</w:t>
-      </w:r>
-      <w:proofErr w:type="gramStart"/>
-      <w:r>
-        <w:t>N.PROCESSO</w:t>
-      </w:r>
-      <w:proofErr w:type="gramEnd"/>
-      <w:r>
-        <w:t>}}</w:t>
+        <w:t>{{N.PROCESSO}}</w:t>
       </w:r>
       <w:r>
         <w:t xml:space="preserve"> – Pregão Eletrônico </w:t>
       </w:r>
       <w:r>
-        <w:t>{{</w:t>
-      </w:r>
-      <w:proofErr w:type="gramStart"/>
-      <w:r>
-        <w:t>N.MODALIDADE</w:t>
-      </w:r>
-      <w:proofErr w:type="gramEnd"/>
-      <w:r>
-        <w:t>}}</w:t>
+        <w:t>{{N.MODALIDADE}}</w:t>
       </w:r>
       <w:r>
         <w:t xml:space="preserve"> </w:t>
@@ -44793,7 +44307,13 @@
         <w:ind w:left="0" w:firstLine="0"/>
       </w:pPr>
       <w:r>
-        <w:t xml:space="preserve">Os produtos/serviços rejeitados deverão ser substituídos pela Contratada no prazo máximo de 05 (cinco) dias úteis, contado da notificação formal, sem ônus adicional para a Administração, sob pena de aplicação das sanções administrativas cabíveis. </w:t>
+        <w:t xml:space="preserve">Os produtos/serviços rejeitados deverão ser substituídos pela Contratada no prazo máximo de </w:t>
+      </w:r>
+      <w:r>
+        <w:t xml:space="preserve">{{PRAZO DEVOLUCAO}} </w:t>
+      </w:r>
+      <w:r>
+        <w:t xml:space="preserve">dias úteis, contado da notificação formal, sem ônus adicional para a Administração, sob pena de aplicação das sanções administrativas cabíveis. </w:t>
       </w:r>
     </w:p>
     <w:p>
@@ -44825,15 +44345,7 @@
         <w:ind w:left="0" w:firstLine="0"/>
       </w:pPr>
       <w:r>
-        <w:t xml:space="preserve">O recebimento definitivo ocorrerá em até 03 (três) dias úteis após o recebimento provisório, mediante verificação da qualidade, quantidade e conformidade do material entregue ou serviço executado, sendo formalizado </w:t>
-      </w:r>
-      <w:proofErr w:type="spellStart"/>
-      <w:r>
-        <w:t>por</w:t>
-      </w:r>
-      <w:proofErr w:type="spellEnd"/>
-      <w:r>
-        <w:t xml:space="preserve"> termo circunstanciado de recebimento definitivo. </w:t>
+        <w:t xml:space="preserve">O recebimento definitivo ocorrerá em até 03 (três) dias úteis após o recebimento provisório, mediante verificação da qualidade, quantidade e conformidade do material entregue ou serviço executado, sendo formalizado por termo circunstanciado de recebimento definitivo. </w:t>
       </w:r>
     </w:p>
     <w:p>
@@ -49182,23 +48694,7 @@
         <w:t xml:space="preserve">A Prefeitura Municipal deverá, no prazo máximo 15 (quinze) dias úteis, contado da data de aplicação da </w:t>
       </w:r>
       <w:r>
-        <w:t>sanção, informar e manter atualizados os dados relativos às sanções por eles aplicadas, para fins de publicidade no Cadastro Nacional de Empresas Inidôneas e Suspensas (</w:t>
-      </w:r>
-      <w:proofErr w:type="spellStart"/>
-      <w:r>
-        <w:t>Ceis</w:t>
-      </w:r>
-      <w:proofErr w:type="spellEnd"/>
-      <w:r>
-        <w:t>) e no Cadastro Nacional de Empresas Punidas (</w:t>
-      </w:r>
-      <w:proofErr w:type="spellStart"/>
-      <w:r>
-        <w:t>Cnep</w:t>
-      </w:r>
-      <w:proofErr w:type="spellEnd"/>
-      <w:r>
-        <w:t>), instituídos no âmbito do Poder Executivo federal.</w:t>
+        <w:t>sanção, informar e manter atualizados os dados relativos às sanções por eles aplicadas, para fins de publicidade no Cadastro Nacional de Empresas Inidôneas e Suspensas (Ceis) e no Cadastro Nacional de Empresas Punidas (Cnep), instituídos no âmbito do Poder Executivo federal.</w:t>
       </w:r>
     </w:p>
     <w:p>
@@ -52227,9 +51723,8 @@
           <w:sz w:val="24"/>
           <w:szCs w:val="24"/>
         </w:rPr>
-        <w:t>{{</w:t>
-      </w:r>
-      <w:proofErr w:type="gramStart"/>
+        <w:t>{{N.PROCESSO}}</w:t>
+      </w:r>
       <w:r>
         <w:rPr>
           <w:rFonts w:ascii="Calibri" w:hAnsi="Calibri" w:cs="Calibri"/>
@@ -52237,7 +51732,7 @@
           <w:sz w:val="24"/>
           <w:szCs w:val="24"/>
         </w:rPr>
-        <w:t>N.PROCESSO}}</w:t>
+        <w:t xml:space="preserve">             PREGÃO ELETRÔNIC</w:t>
       </w:r>
       <w:r>
         <w:rPr>
@@ -52246,9 +51741,8 @@
           <w:sz w:val="24"/>
           <w:szCs w:val="24"/>
         </w:rPr>
-        <w:t xml:space="preserve">   </w:t>
-      </w:r>
-      <w:proofErr w:type="gramEnd"/>
+        <w:t>O</w:t>
+      </w:r>
       <w:r>
         <w:rPr>
           <w:rFonts w:ascii="Calibri" w:hAnsi="Calibri" w:cs="Calibri"/>
@@ -52256,7 +51750,7 @@
           <w:sz w:val="24"/>
           <w:szCs w:val="24"/>
         </w:rPr>
-        <w:t xml:space="preserve">          PREGÃO ELETRÔNIC</w:t>
+        <w:t xml:space="preserve"> </w:t>
       </w:r>
       <w:r>
         <w:rPr>
@@ -52265,45 +51759,7 @@
           <w:sz w:val="24"/>
           <w:szCs w:val="24"/>
         </w:rPr>
-        <w:t>O</w:t>
-      </w:r>
-      <w:r>
-        <w:rPr>
-          <w:rFonts w:ascii="Calibri" w:hAnsi="Calibri" w:cs="Calibri"/>
-          <w:b/>
-          <w:sz w:val="24"/>
-          <w:szCs w:val="24"/>
-        </w:rPr>
-        <w:t xml:space="preserve"> </w:t>
-      </w:r>
-      <w:r>
-        <w:rPr>
-          <w:rFonts w:ascii="Calibri" w:hAnsi="Calibri" w:cs="Calibri"/>
-          <w:b/>
-          <w:sz w:val="24"/>
-          <w:szCs w:val="24"/>
-        </w:rPr>
-        <w:t>{{</w:t>
-      </w:r>
-      <w:proofErr w:type="gramStart"/>
-      <w:r>
-        <w:rPr>
-          <w:rFonts w:ascii="Calibri" w:hAnsi="Calibri" w:cs="Calibri"/>
-          <w:b/>
-          <w:sz w:val="24"/>
-          <w:szCs w:val="24"/>
-        </w:rPr>
-        <w:t>N.MODALIDADE</w:t>
-      </w:r>
-      <w:proofErr w:type="gramEnd"/>
-      <w:r>
-        <w:rPr>
-          <w:rFonts w:ascii="Calibri" w:hAnsi="Calibri" w:cs="Calibri"/>
-          <w:b/>
-          <w:sz w:val="24"/>
-          <w:szCs w:val="24"/>
-        </w:rPr>
-        <w:t>}}</w:t>
+        <w:t>{{N.MODALIDADE}}</w:t>
       </w:r>
     </w:p>
     <w:p>
@@ -52755,43 +52211,7 @@
           <w:sz w:val="24"/>
           <w:szCs w:val="24"/>
         </w:rPr>
-        <w:t xml:space="preserve">as informações pessoais dos responsáveis pela contratante e interessados estão cadastradas no módulo eletrônico do “Cadastro Corporativo TCESP – </w:t>
-      </w:r>
-      <w:proofErr w:type="spellStart"/>
-      <w:r>
-        <w:rPr>
-          <w:rFonts w:ascii="Calibri" w:hAnsi="Calibri" w:cs="Calibri"/>
-          <w:sz w:val="24"/>
-          <w:szCs w:val="24"/>
-        </w:rPr>
-        <w:t>CadTCESP</w:t>
-      </w:r>
-      <w:proofErr w:type="spellEnd"/>
-      <w:r>
-        <w:rPr>
-          <w:rFonts w:ascii="Calibri" w:hAnsi="Calibri" w:cs="Calibri"/>
-          <w:sz w:val="24"/>
-          <w:szCs w:val="24"/>
-        </w:rPr>
-        <w:t>”, nos termos previstos no Artigo 2º das Instruções nº01/2020, conforme “Declaração(</w:t>
-      </w:r>
-      <w:proofErr w:type="spellStart"/>
-      <w:r>
-        <w:rPr>
-          <w:rFonts w:ascii="Calibri" w:hAnsi="Calibri" w:cs="Calibri"/>
-          <w:sz w:val="24"/>
-          <w:szCs w:val="24"/>
-        </w:rPr>
-        <w:t>ões</w:t>
-      </w:r>
-      <w:proofErr w:type="spellEnd"/>
-      <w:r>
-        <w:rPr>
-          <w:rFonts w:ascii="Calibri" w:hAnsi="Calibri" w:cs="Calibri"/>
-          <w:sz w:val="24"/>
-          <w:szCs w:val="24"/>
-        </w:rPr>
-        <w:t>) de Atualização Cadastral” anexa (s);</w:t>
+        <w:t>as informações pessoais dos responsáveis pela contratante e interessados estão cadastradas no módulo eletrônico do “Cadastro Corporativo TCESP – CadTCESP”, nos termos previstos no Artigo 2º das Instruções nº01/2020, conforme “Declaração(ões) de Atualização Cadastral” anexa (s);</w:t>
       </w:r>
     </w:p>
     <w:p>
@@ -53851,25 +53271,7 @@
           <w:sz w:val="24"/>
           <w:szCs w:val="24"/>
         </w:rPr>
-        <w:t>(*) - O Termo de Ciência e Notificação e/ou Cadastro do(s) Responsável(</w:t>
-      </w:r>
-      <w:proofErr w:type="spellStart"/>
-      <w:r>
-        <w:rPr>
-          <w:rFonts w:ascii="Calibri" w:hAnsi="Calibri" w:cs="Calibri"/>
-          <w:sz w:val="24"/>
-          <w:szCs w:val="24"/>
-        </w:rPr>
-        <w:t>is</w:t>
-      </w:r>
-      <w:proofErr w:type="spellEnd"/>
-      <w:r>
-        <w:rPr>
-          <w:rFonts w:ascii="Calibri" w:hAnsi="Calibri" w:cs="Calibri"/>
-          <w:sz w:val="24"/>
-          <w:szCs w:val="24"/>
-        </w:rPr>
-        <w:t xml:space="preserve">) deve identificar as pessoas físicas que tenham concorrido para a prática do ato jurídico, na condição de ordenador da despesa; de partes contratantes; de responsáveis por ações de acompanhamento, monitoramento e avaliação; de responsáveis por processos licitatórios; de responsáveis por </w:t>
+        <w:t xml:space="preserve">(*) - O Termo de Ciência e Notificação e/ou Cadastro do(s) Responsável(is) deve identificar as pessoas físicas que tenham concorrido para a prática do ato jurídico, na condição de ordenador da despesa; de partes contratantes; de responsáveis por ações de acompanhamento, monitoramento e avaliação; de responsáveis por processos licitatórios; de responsáveis por </w:t>
       </w:r>
       <w:r>
         <w:rPr>
@@ -53946,9 +53348,8 @@
           <w:sz w:val="24"/>
           <w:szCs w:val="24"/>
         </w:rPr>
-        <w:t>{{</w:t>
-      </w:r>
-      <w:proofErr w:type="gramStart"/>
+        <w:t>{{N.PROCESSO}}</w:t>
+      </w:r>
       <w:r>
         <w:rPr>
           <w:rFonts w:ascii="Calibri" w:hAnsi="Calibri" w:cs="Calibri"/>
@@ -53956,7 +53357,7 @@
           <w:sz w:val="24"/>
           <w:szCs w:val="24"/>
         </w:rPr>
-        <w:t>N.PROCESSO}}</w:t>
+        <w:t xml:space="preserve">             PREGÃO ELETRÔNICO </w:t>
       </w:r>
       <w:r>
         <w:rPr>
@@ -53965,46 +53366,7 @@
           <w:sz w:val="24"/>
           <w:szCs w:val="24"/>
         </w:rPr>
-        <w:t xml:space="preserve">   </w:t>
-      </w:r>
-      <w:proofErr w:type="gramEnd"/>
-      <w:r>
-        <w:rPr>
-          <w:rFonts w:ascii="Calibri" w:hAnsi="Calibri" w:cs="Calibri"/>
-          <w:b/>
-          <w:sz w:val="24"/>
-          <w:szCs w:val="24"/>
-        </w:rPr>
-        <w:t xml:space="preserve">          PREGÃO ELETRÔNICO </w:t>
-      </w:r>
-      <w:r>
-        <w:rPr>
-          <w:rFonts w:ascii="Calibri" w:hAnsi="Calibri" w:cs="Calibri"/>
-          <w:b/>
-          <w:sz w:val="24"/>
-          <w:szCs w:val="24"/>
-        </w:rPr>
-        <w:t>{{</w:t>
-      </w:r>
-      <w:proofErr w:type="gramStart"/>
-      <w:r>
-        <w:rPr>
-          <w:rFonts w:ascii="Calibri" w:hAnsi="Calibri" w:cs="Calibri"/>
-          <w:b/>
-          <w:sz w:val="24"/>
-          <w:szCs w:val="24"/>
-        </w:rPr>
-        <w:t>N.MODALIDADE</w:t>
-      </w:r>
-      <w:proofErr w:type="gramEnd"/>
-      <w:r>
-        <w:rPr>
-          <w:rFonts w:ascii="Calibri" w:hAnsi="Calibri" w:cs="Calibri"/>
-          <w:b/>
-          <w:sz w:val="24"/>
-          <w:szCs w:val="24"/>
-        </w:rPr>
-        <w:t>}}</w:t>
+        <w:t>{{N.MODALIDADE}}</w:t>
       </w:r>
     </w:p>
     <w:p>
@@ -54788,21 +54150,7 @@
       <w:rPr>
         <w:rFonts w:ascii="Calibri" w:hAnsi="Calibri" w:cs="Calibri"/>
       </w:rPr>
-      <w:t>{{</w:t>
-    </w:r>
-    <w:proofErr w:type="gramStart"/>
-    <w:r>
-      <w:rPr>
-        <w:rFonts w:ascii="Calibri" w:hAnsi="Calibri" w:cs="Calibri"/>
-      </w:rPr>
-      <w:t>N.PROCESSO</w:t>
-    </w:r>
-    <w:proofErr w:type="gramEnd"/>
-    <w:r>
-      <w:rPr>
-        <w:rFonts w:ascii="Calibri" w:hAnsi="Calibri" w:cs="Calibri"/>
-      </w:rPr>
-      <w:t>}}</w:t>
+      <w:t>{{N.PROCESSO}}</w:t>
     </w:r>
     <w:r>
       <w:rPr>
@@ -54820,21 +54168,7 @@
       <w:rPr>
         <w:rFonts w:ascii="Calibri" w:hAnsi="Calibri" w:cs="Calibri"/>
       </w:rPr>
-      <w:t>{{</w:t>
-    </w:r>
-    <w:proofErr w:type="gramStart"/>
-    <w:r>
-      <w:rPr>
-        <w:rFonts w:ascii="Calibri" w:hAnsi="Calibri" w:cs="Calibri"/>
-      </w:rPr>
-      <w:t>N.MODALIDADE</w:t>
-    </w:r>
-    <w:proofErr w:type="gramEnd"/>
-    <w:r>
-      <w:rPr>
-        <w:rFonts w:ascii="Calibri" w:hAnsi="Calibri" w:cs="Calibri"/>
-      </w:rPr>
-      <w:t>}}</w:t>
+      <w:t>{{N.MODALIDADE}}</w:t>
     </w:r>
   </w:p>
 </w:ftr>
@@ -55077,25 +54411,7 @@
         <w:b/>
         <w:sz w:val="16"/>
       </w:rPr>
-      <w:t>FONE: (17) 3693-1101/ 3693-</w:t>
-    </w:r>
-    <w:proofErr w:type="gramStart"/>
-    <w:r>
-      <w:rPr>
-        <w:rFonts w:ascii="Calibri" w:eastAsia="Calibri" w:hAnsi="Calibri"/>
-        <w:b/>
-        <w:sz w:val="16"/>
-      </w:rPr>
-      <w:t>1118  e-mail</w:t>
-    </w:r>
-    <w:proofErr w:type="gramEnd"/>
-    <w:r>
-      <w:rPr>
-        <w:rFonts w:ascii="Calibri" w:eastAsia="Calibri" w:hAnsi="Calibri"/>
-        <w:b/>
-        <w:sz w:val="16"/>
-      </w:rPr>
-      <w:t xml:space="preserve">: </w:t>
+      <w:t xml:space="preserve">FONE: (17) 3693-1101/ 3693-1118  e-mail: </w:t>
     </w:r>
     <w:r>
       <w:rPr>
@@ -59610,7 +58926,6 @@
   <w:style w:type="character" w:default="1" w:styleId="Fontepargpadro">
     <w:name w:val="Default Paragraph Font"/>
     <w:uiPriority w:val="1"/>
-    <w:semiHidden/>
     <w:unhideWhenUsed/>
   </w:style>
   <w:style w:type="table" w:default="1" w:styleId="Tabelanormal">

--- a/modelos/Pregão xx Proc xx -  MINUTA PE 15.04.2026.docx
+++ b/modelos/Pregão xx Proc xx -  MINUTA PE 15.04.2026.docx
@@ -285,39 +285,7 @@
           <w:sz w:val="28"/>
           <w:szCs w:val="28"/>
         </w:rPr>
-        <w:t>R$</w:t>
-      </w:r>
-      <w:r>
-        <w:rPr>
-          <w:rFonts w:ascii="Calibri" w:hAnsi="Calibri" w:cs="Calibri"/>
-          <w:sz w:val="28"/>
-          <w:szCs w:val="28"/>
-        </w:rPr>
-        <w:t xml:space="preserve"> {{VALOR}}</w:t>
-      </w:r>
-      <w:r>
-        <w:rPr>
-          <w:rFonts w:ascii="Calibri" w:hAnsi="Calibri" w:cs="Calibri"/>
-          <w:sz w:val="28"/>
-          <w:szCs w:val="28"/>
-        </w:rPr>
-        <w:t xml:space="preserve"> </w:t>
-      </w:r>
-      <w:r>
-        <w:rPr>
-          <w:rFonts w:ascii="Calibri" w:hAnsi="Calibri" w:cs="Calibri"/>
-          <w:sz w:val="28"/>
-          <w:szCs w:val="28"/>
-        </w:rPr>
-        <w:t>({{VALOR EXT}}</w:t>
-      </w:r>
-      <w:r>
-        <w:rPr>
-          <w:rFonts w:ascii="Calibri" w:hAnsi="Calibri" w:cs="Calibri"/>
-          <w:sz w:val="28"/>
-          <w:szCs w:val="28"/>
-        </w:rPr>
-        <w:t>)</w:t>
+        <w:t>{{VALOR}}</w:t>
       </w:r>
     </w:p>
     <w:p>
@@ -21025,17 +20993,10 @@
         <w:rPr>
           <w:u w:val="single"/>
         </w:rPr>
-        <w:t xml:space="preserve">R$ </w:t>
-      </w:r>
-      <w:r>
-        <w:rPr>
-          <w:u w:val="single"/>
-        </w:rPr>
-        <w:t>{{VALOR}} ({{VALOR EXT}})</w:t>
-      </w:r>
-      <w:r>
-        <w:rPr>
-          <w:b/>
+        <w:t>{{VALOR}}</w:t>
+      </w:r>
+      <w:r>
+        <w:rPr>
           <w:u w:val="single"/>
         </w:rPr>
         <w:t>.</w:t>
@@ -21418,6 +21379,7 @@
         <w:ind w:left="0" w:firstLine="0"/>
       </w:pPr>
       <w:r>
+        <w:lastRenderedPageBreak/>
         <w:t>O licitante ou o contratado será responsabilizado administrativamente pelas seguintes infrações:</w:t>
       </w:r>
     </w:p>
@@ -22305,20 +22267,20 @@
         <w:t> </w:t>
       </w:r>
       <w:r>
-        <w:t xml:space="preserve">dar </w:t>
+        <w:t xml:space="preserve">dar causa à inexecução parcial do contrato </w:t>
+      </w:r>
+      <w:r>
+        <w:t>ou instrumento contratual equivalente</w:t>
+      </w:r>
+      <w:r>
+        <w:t xml:space="preserve"> </w:t>
+      </w:r>
+      <w:r>
+        <w:t xml:space="preserve">que cause grave </w:t>
       </w:r>
       <w:r>
         <w:lastRenderedPageBreak/>
-        <w:t xml:space="preserve">causa à inexecução parcial do contrato </w:t>
-      </w:r>
-      <w:r>
-        <w:t>ou instrumento contratual equivalente</w:t>
-      </w:r>
-      <w:r>
-        <w:t xml:space="preserve"> </w:t>
-      </w:r>
-      <w:r>
-        <w:t>que cause grave dano à Administração, ao funcionamento dos serviços públicos ou ao interesse coletivo; dar causa à inexecução total do contrato</w:t>
+        <w:t>dano à Administração, ao funcionamento dos serviços públicos ou ao interesse coletivo; dar causa à inexecução total do contrato</w:t>
       </w:r>
       <w:r>
         <w:t xml:space="preserve"> ou instrumento contratual equivalente</w:t>
@@ -22621,8 +22583,16 @@
           <w:sz w:val="24"/>
           <w:szCs w:val="24"/>
         </w:rPr>
+        <w:t xml:space="preserve">Na hipótese de deferimento de pedido de produção de novas provas ou de juntada de </w:t>
+      </w:r>
+      <w:r>
+        <w:rPr>
+          <w:rFonts w:ascii="Calibri" w:hAnsi="Calibri" w:cs="Calibri"/>
+          <w:sz w:val="24"/>
+          <w:szCs w:val="24"/>
+        </w:rPr>
         <w:lastRenderedPageBreak/>
-        <w:t>Na hipótese de deferimento de pedido de produção de novas provas ou de juntada de provas julgadas indispensáveis pela comissão, o licitante ou o contratado poderá apresentar alegações finais no prazo de 15 (quinze) dias úteis, contado da data da intimação.</w:t>
+        <w:t>provas julgadas indispensáveis pela comissão, o licitante ou o contratado poderá apresentar alegações finais no prazo de 15 (quinze) dias úteis, contado da data da intimação.</w:t>
       </w:r>
     </w:p>
     <w:p>
@@ -23168,8 +23138,16 @@
           <w:sz w:val="24"/>
           <w:szCs w:val="24"/>
         </w:rPr>
+        <w:t xml:space="preserve">análise jurídica prévia, com posicionamento conclusivo quanto ao cumprimento </w:t>
+      </w:r>
+      <w:r>
+        <w:rPr>
+          <w:rFonts w:ascii="Calibri" w:hAnsi="Calibri" w:cs="Calibri"/>
+          <w:sz w:val="24"/>
+          <w:szCs w:val="24"/>
+        </w:rPr>
         <w:lastRenderedPageBreak/>
-        <w:t>análise jurídica prévia, com posicionamento conclusivo quanto ao cumprimento dos requisitos definidos neste artigo.</w:t>
+        <w:t>dos requisitos definidos neste artigo.</w:t>
       </w:r>
     </w:p>
     <w:p>
@@ -23858,7 +23836,7 @@
           <w:sz w:val="24"/>
           <w:szCs w:val="24"/>
         </w:rPr>
-        <w:t xml:space="preserve">não liberação pela Administração, nos prazos contratuais, de área, local ou objeto, para execução de obra, serviço ou fornecimento, e de fontes de materiais naturais especificadas no </w:t>
+        <w:t xml:space="preserve">não liberação pela Administração, nos prazos contratuais, de área, local ou objeto, para execução de obra, serviço ou fornecimento, e de fontes de materiais naturais especificadas no projeto, inclusive devido a atraso ou descumprimento das obrigações atribuídas pelo contrato </w:t>
       </w:r>
       <w:r>
         <w:rPr>
@@ -23867,14 +23845,6 @@
           <w:szCs w:val="24"/>
         </w:rPr>
         <w:lastRenderedPageBreak/>
-        <w:t xml:space="preserve">projeto, inclusive devido a atraso ou descumprimento das obrigações atribuídas pelo contrato </w:t>
-      </w:r>
-      <w:r>
-        <w:rPr>
-          <w:rFonts w:ascii="Calibri" w:hAnsi="Calibri" w:cs="Calibri"/>
-          <w:sz w:val="24"/>
-          <w:szCs w:val="24"/>
-        </w:rPr>
         <w:t>ou instrumento contratual equivalente</w:t>
       </w:r>
       <w:r>
@@ -24549,7 +24519,6 @@
           <w:sz w:val="24"/>
           <w:szCs w:val="24"/>
         </w:rPr>
-        <w:lastRenderedPageBreak/>
         <w:t>pagamento das multas devidas à Administração Pública;</w:t>
       </w:r>
     </w:p>
@@ -24581,6 +24550,7 @@
           <w:sz w:val="24"/>
           <w:szCs w:val="24"/>
         </w:rPr>
+        <w:lastRenderedPageBreak/>
         <w:t>exigência da assunção da execução e da conclusão do objeto do Contrato/Ata pela seguradora, quando cabível;</w:t>
       </w:r>
     </w:p>
@@ -25113,6 +25083,7 @@
           <w:sz w:val="24"/>
           <w:szCs w:val="24"/>
         </w:rPr>
+        <w:lastRenderedPageBreak/>
         <w:t>São Francisco</w:t>
       </w:r>
       <w:r>
@@ -58926,6 +58897,7 @@
   <w:style w:type="character" w:default="1" w:styleId="Fontepargpadro">
     <w:name w:val="Default Paragraph Font"/>
     <w:uiPriority w:val="1"/>
+    <w:semiHidden/>
     <w:unhideWhenUsed/>
   </w:style>
   <w:style w:type="table" w:default="1" w:styleId="Tabelanormal">
